--- a/PractWork8/Work/Описание программы.docx
+++ b/PractWork8/Work/Описание программы.docx
@@ -101,13 +101,23 @@
               </w:rPr>
               <w:t xml:space="preserve">N </w:t>
             </w:r>
+            <w:proofErr w:type="spellStart"/>
             <w:r>
               <w:rPr>
                 <w:rFonts w:cs="Times New Roman"/>
                 <w:sz w:val="20"/>
                 <w:szCs w:val="20"/>
               </w:rPr>
-              <w:t>дубл.</w:t>
+              <w:t>дубл</w:t>
+            </w:r>
+            <w:proofErr w:type="spellEnd"/>
+            <w:r>
+              <w:rPr>
+                <w:rFonts w:cs="Times New Roman"/>
+                <w:sz w:val="20"/>
+                <w:szCs w:val="20"/>
+              </w:rPr>
+              <w:t>.</w:t>
             </w:r>
           </w:p>
         </w:tc>
@@ -146,13 +156,23 @@
                 <w:szCs w:val="20"/>
               </w:rPr>
             </w:pPr>
+            <w:proofErr w:type="spellStart"/>
             <w:r>
               <w:rPr>
                 <w:rFonts w:cs="Times New Roman"/>
                 <w:sz w:val="20"/>
                 <w:szCs w:val="20"/>
               </w:rPr>
-              <w:t xml:space="preserve">Взам. инв. </w:t>
+              <w:t>Взам</w:t>
+            </w:r>
+            <w:proofErr w:type="spellEnd"/>
+            <w:r>
+              <w:rPr>
+                <w:rFonts w:cs="Times New Roman"/>
+                <w:sz w:val="20"/>
+                <w:szCs w:val="20"/>
+              </w:rPr>
+              <w:t xml:space="preserve">. инв. </w:t>
             </w:r>
             <w:r>
               <w:rPr>
@@ -578,7 +598,7 @@
           <w:sz w:val="40"/>
           <w:szCs w:val="28"/>
         </w:rPr>
-        <w:t>Техническое задание</w:t>
+        <w:t>Описание программы</w:t>
       </w:r>
     </w:p>
     <w:p>
@@ -718,24 +738,42 @@
                 <w:rFonts w:cs="Times New Roman"/>
                 <w:szCs w:val="28"/>
               </w:rPr>
-              <w:t>Директор АКТ (ф) СПбГУТ</w:t>
+              <w:t xml:space="preserve">Директор АКТ (ф) </w:t>
             </w:r>
-          </w:p>
-          <w:p>
-            <w:pPr>
-              <w:jc w:val="center"/>
+            <w:proofErr w:type="spellStart"/>
+            <w:r>
               <w:rPr>
                 <w:rFonts w:cs="Times New Roman"/>
                 <w:szCs w:val="28"/>
               </w:rPr>
-            </w:pPr>
-            <w:r>
+              <w:t>СПбГУТ</w:t>
+            </w:r>
+            <w:proofErr w:type="spellEnd"/>
+          </w:p>
+          <w:p>
+            <w:pPr>
+              <w:jc w:val="center"/>
               <w:rPr>
                 <w:rFonts w:cs="Times New Roman"/>
                 <w:szCs w:val="28"/>
               </w:rPr>
-              <w:t>__________ А. В. Боярко</w:t>
+            </w:pPr>
+            <w:r>
+              <w:rPr>
+                <w:rFonts w:cs="Times New Roman"/>
+                <w:szCs w:val="28"/>
+              </w:rPr>
+              <w:t xml:space="preserve">__________ А. В. </w:t>
             </w:r>
+            <w:proofErr w:type="spellStart"/>
+            <w:r>
+              <w:rPr>
+                <w:rFonts w:cs="Times New Roman"/>
+                <w:szCs w:val="28"/>
+              </w:rPr>
+              <w:t>Боярко</w:t>
+            </w:r>
+            <w:proofErr w:type="spellEnd"/>
           </w:p>
           <w:p>
             <w:pPr>
@@ -963,6 +1001,7 @@
                 <w:szCs w:val="28"/>
               </w:rPr>
             </w:pPr>
+            <w:proofErr w:type="spellStart"/>
             <w:r>
               <w:rPr>
                 <w:rFonts w:cs="Times New Roman"/>
@@ -970,6 +1009,7 @@
               </w:rPr>
               <w:t>Нормконтролер</w:t>
             </w:r>
+            <w:proofErr w:type="spellEnd"/>
           </w:p>
           <w:p>
             <w:pPr>
@@ -984,8 +1024,17 @@
                 <w:rFonts w:cs="Times New Roman"/>
                 <w:szCs w:val="28"/>
               </w:rPr>
-              <w:t>__________ Е. В. Морякова</w:t>
+              <w:t xml:space="preserve">__________ Е. В. </w:t>
             </w:r>
+            <w:proofErr w:type="spellStart"/>
+            <w:r>
+              <w:rPr>
+                <w:rFonts w:cs="Times New Roman"/>
+                <w:szCs w:val="28"/>
+              </w:rPr>
+              <w:t>Морякова</w:t>
+            </w:r>
+            <w:proofErr w:type="spellEnd"/>
           </w:p>
           <w:p>
             <w:pPr>
@@ -1043,6 +1092,7 @@
           <w:pgSz w:w="11906" w:h="16838"/>
           <w:pgMar w:top="1418" w:right="567" w:bottom="851" w:left="1134" w:header="709" w:footer="0" w:gutter="0"/>
           <w:cols w:space="708"/>
+          <w:titlePg/>
           <w:docGrid w:linePitch="381"/>
         </w:sectPr>
       </w:pPr>
@@ -1307,6 +1357,7 @@
         <w:dataBinding w:prefixMappings="xmlns:ns0='http://purl.org/dc/elements/1.1/' xmlns:ns1='http://schemas.openxmlformats.org/package/2006/metadata/core-properties' " w:xpath="/ns1:coreProperties[1]/ns0:subject[1]" w:storeItemID="{6C3C8BC8-F283-45AE-878A-BAB7291924A1}"/>
         <w:text/>
       </w:sdtPr>
+      <w:sdtEndPr/>
       <w:sdtContent>
         <w:p>
           <w:pPr>
@@ -1491,13 +1542,23 @@
               </w:rPr>
               <w:t xml:space="preserve"> </w:t>
             </w:r>
+            <w:proofErr w:type="spellStart"/>
             <w:r>
               <w:rPr>
                 <w:rFonts w:cs="Times New Roman"/>
                 <w:sz w:val="20"/>
                 <w:szCs w:val="20"/>
               </w:rPr>
-              <w:t>дубл.</w:t>
+              <w:t>дубл</w:t>
+            </w:r>
+            <w:proofErr w:type="spellEnd"/>
+            <w:r>
+              <w:rPr>
+                <w:rFonts w:cs="Times New Roman"/>
+                <w:sz w:val="20"/>
+                <w:szCs w:val="20"/>
+              </w:rPr>
+              <w:t>.</w:t>
             </w:r>
           </w:p>
         </w:tc>
@@ -1536,13 +1597,23 @@
                 <w:szCs w:val="20"/>
               </w:rPr>
             </w:pPr>
+            <w:proofErr w:type="spellStart"/>
             <w:r>
               <w:rPr>
                 <w:rFonts w:cs="Times New Roman"/>
                 <w:sz w:val="20"/>
                 <w:szCs w:val="20"/>
               </w:rPr>
-              <w:t xml:space="preserve">Взам. инв. </w:t>
+              <w:t>Взам</w:t>
+            </w:r>
+            <w:proofErr w:type="spellEnd"/>
+            <w:r>
+              <w:rPr>
+                <w:rFonts w:cs="Times New Roman"/>
+                <w:sz w:val="20"/>
+                <w:szCs w:val="20"/>
+              </w:rPr>
+              <w:t xml:space="preserve">. инв. </w:t>
             </w:r>
             <w:r>
               <w:rPr>
@@ -2011,7 +2082,71 @@
         <w:pStyle w:val="a3"/>
       </w:pPr>
       <w:r>
-        <w:t xml:space="preserve">В данном программном документе приведено описание программы «Mem.ехе», предназначенной для очистки оперативной памяти ПК через заданные интервалы времени. Для функционирования данной программы необходимо предустановленная программа FreeMemory версии 1.7. Исходным языком программы «Mem.ехе» является Visual Basic. Среда разработки, компилятор - Microsoft Visual Basic 6.0 (локализованная, русская версия). </w:t>
+        <w:t>В данном программном документе приведено описание программы «</w:t>
+      </w:r>
+      <w:proofErr w:type="spellStart"/>
+      <w:r>
+        <w:t>Mem.ехе</w:t>
+      </w:r>
+      <w:proofErr w:type="spellEnd"/>
+      <w:r>
+        <w:t xml:space="preserve">», предназначенной для очистки оперативной памяти ПК через заданные интервалы времени. Для функционирования данной программы необходимо предустановленная программа </w:t>
+      </w:r>
+      <w:proofErr w:type="spellStart"/>
+      <w:r>
+        <w:t>FreeMemory</w:t>
+      </w:r>
+      <w:proofErr w:type="spellEnd"/>
+      <w:r>
+        <w:t xml:space="preserve"> версии 1.7. Исходным языком программы «</w:t>
+      </w:r>
+      <w:proofErr w:type="spellStart"/>
+      <w:r>
+        <w:t>Mem.ехе</w:t>
+      </w:r>
+      <w:proofErr w:type="spellEnd"/>
+      <w:r>
+        <w:t xml:space="preserve">» является </w:t>
+      </w:r>
+      <w:proofErr w:type="spellStart"/>
+      <w:r>
+        <w:t>Visual</w:t>
+      </w:r>
+      <w:proofErr w:type="spellEnd"/>
+      <w:r>
+        <w:t xml:space="preserve"> </w:t>
+      </w:r>
+      <w:proofErr w:type="spellStart"/>
+      <w:r>
+        <w:t>Basic</w:t>
+      </w:r>
+      <w:proofErr w:type="spellEnd"/>
+      <w:r>
+        <w:t xml:space="preserve">. Среда разработки, компилятор - </w:t>
+      </w:r>
+      <w:proofErr w:type="spellStart"/>
+      <w:r>
+        <w:t>Microsoft</w:t>
+      </w:r>
+      <w:proofErr w:type="spellEnd"/>
+      <w:r>
+        <w:t xml:space="preserve"> </w:t>
+      </w:r>
+      <w:proofErr w:type="spellStart"/>
+      <w:r>
+        <w:t>Visual</w:t>
+      </w:r>
+      <w:proofErr w:type="spellEnd"/>
+      <w:r>
+        <w:t xml:space="preserve"> </w:t>
+      </w:r>
+      <w:proofErr w:type="spellStart"/>
+      <w:r>
+        <w:t>Basic</w:t>
+      </w:r>
+      <w:proofErr w:type="spellEnd"/>
+      <w:r>
+        <w:t xml:space="preserve"> 6.0 (локализованная, русская версия). </w:t>
       </w:r>
     </w:p>
     <w:p>
@@ -2019,7 +2154,47 @@
         <w:pStyle w:val="a3"/>
       </w:pPr>
       <w:r>
-        <w:t>Основной функцией программы «Mem.exe» является вызов из каталога C:\Program Files\FreeMemory\ программы стороннего разработчика FreeMemory.exe с параметрами командной строки «С А» (С – очистка памяти, А- очистить всю память). Вызов программы производится по таймеру, каждый час, в ХХ.15.00 (в 15 минут каждого часа). Дополнительно программа Mem.exe проверяет наличие по указанному пути (C:\Program Files\FreeMemory\) исполняемого модуля программы FreeMemory.exe, в случае его отсутствия, выдается сообщение «Файл FreeMemory.exe не найден, переустановите программу».</w:t>
+        <w:t xml:space="preserve">Основной функцией программы «Mem.exe» является вызов из каталога C:\Program </w:t>
+      </w:r>
+      <w:proofErr w:type="spellStart"/>
+      <w:r>
+        <w:t>Files</w:t>
+      </w:r>
+      <w:proofErr w:type="spellEnd"/>
+      <w:r>
+        <w:t>\</w:t>
+      </w:r>
+      <w:proofErr w:type="spellStart"/>
+      <w:r>
+        <w:t>FreeMemory</w:t>
+      </w:r>
+      <w:proofErr w:type="spellEnd"/>
+      <w:r>
+        <w:t xml:space="preserve">\ программы стороннего разработчика FreeMemory.exe с параметрами командной строки «С А» (С – очистка памяти, </w:t>
+      </w:r>
+      <w:proofErr w:type="gramStart"/>
+      <w:r>
+        <w:t>А</w:t>
+      </w:r>
+      <w:proofErr w:type="gramEnd"/>
+      <w:r>
+        <w:t xml:space="preserve">- очистить всю память). Вызов программы производится по таймеру, каждый час, в ХХ.15.00 (в 15 минут каждого часа). Дополнительно программа Mem.exe проверяет наличие по указанному пути (C:\Program </w:t>
+      </w:r>
+      <w:proofErr w:type="spellStart"/>
+      <w:r>
+        <w:t>Files</w:t>
+      </w:r>
+      <w:proofErr w:type="spellEnd"/>
+      <w:r>
+        <w:t>\</w:t>
+      </w:r>
+      <w:proofErr w:type="spellStart"/>
+      <w:r>
+        <w:t>FreeMemory</w:t>
+      </w:r>
+      <w:proofErr w:type="spellEnd"/>
+      <w:r>
+        <w:t>\) исполняемого модуля программы FreeMemory.exe, в случае его отсутствия, выдается сообщение «Файл FreeMemory.exe не найден, переустановите программу».</w:t>
       </w:r>
     </w:p>
     <w:p>
@@ -2027,7 +2202,15 @@
         <w:pStyle w:val="a3"/>
       </w:pPr>
       <w:r>
-        <w:t>Основная задача вызываемой программы FreeMemory - повыс</w:t>
+        <w:t xml:space="preserve">Основная задача вызываемой программы </w:t>
+      </w:r>
+      <w:proofErr w:type="spellStart"/>
+      <w:r>
+        <w:t>FreeMemory</w:t>
+      </w:r>
+      <w:proofErr w:type="spellEnd"/>
+      <w:r>
+        <w:t xml:space="preserve"> - повыс</w:t>
       </w:r>
       <w:r>
         <w:t>ить производительность системы.</w:t>
@@ -2038,7 +2221,15 @@
         <w:pStyle w:val="a3"/>
       </w:pPr>
       <w:r>
-        <w:t>Программа FreeMemory реализует следующие функции:</w:t>
+        <w:t xml:space="preserve">Программа </w:t>
+      </w:r>
+      <w:proofErr w:type="spellStart"/>
+      <w:r>
+        <w:t>FreeMemory</w:t>
+      </w:r>
+      <w:proofErr w:type="spellEnd"/>
+      <w:r>
+        <w:t xml:space="preserve"> реализует следующие функции:</w:t>
       </w:r>
     </w:p>
     <w:p>
@@ -2082,7 +2273,15 @@
         <w:pStyle w:val="a3"/>
       </w:pPr>
       <w:r>
-        <w:t>Данные функции программы FreeMemory позволяют поддерживать бесперебойную работу ПК длительное время, предотвращать утечки памяти, засорение оперативной памяти неиспользуемыми DLL и программами, а также в итоге предотвращать зависание ПК.</w:t>
+        <w:t xml:space="preserve">Данные функции программы </w:t>
+      </w:r>
+      <w:proofErr w:type="spellStart"/>
+      <w:r>
+        <w:t>FreeMemory</w:t>
+      </w:r>
+      <w:proofErr w:type="spellEnd"/>
+      <w:r>
+        <w:t xml:space="preserve"> позволяют поддерживать бесперебойную работу ПК длительное время, предотвращать утечки памяти, засорение оперативной памяти неиспользуемыми DLL и программами, а также в итоге предотвращать зависание ПК.</w:t>
       </w:r>
     </w:p>
     <w:p>
@@ -3377,7 +3576,15 @@
         <w:pStyle w:val="a3"/>
       </w:pPr>
       <w:r>
-        <w:t>Программа очистки оперативной памяти «Mem» имеет следующие атрибуты:</w:t>
+        <w:t>Программа очистки оперативной памяти «</w:t>
+      </w:r>
+      <w:proofErr w:type="spellStart"/>
+      <w:r>
+        <w:t>Mem</w:t>
+      </w:r>
+      <w:proofErr w:type="spellEnd"/>
+      <w:r>
+        <w:t>» имеет следующие атрибуты:</w:t>
       </w:r>
     </w:p>
     <w:p>
@@ -3385,10 +3592,7 @@
         <w:pStyle w:val="a0"/>
       </w:pPr>
       <w:r>
-        <w:t xml:space="preserve">наименование исполняемого файла </w:t>
-      </w:r>
-      <w:r>
-        <w:t>- Mem.exe</w:t>
+        <w:t>наименование исполняемого файла - Mem.exe</w:t>
       </w:r>
       <w:r>
         <w:t>;</w:t>
@@ -3399,10 +3603,7 @@
         <w:pStyle w:val="a0"/>
       </w:pPr>
       <w:r>
-        <w:t>р</w:t>
-      </w:r>
-      <w:r>
-        <w:t>азмер исполняемого файла - 20 480 байт</w:t>
+        <w:t>размер исполняемого файла - 20 480 байт</w:t>
       </w:r>
       <w:r>
         <w:rPr>
@@ -3416,10 +3617,7 @@
         <w:pStyle w:val="a0"/>
       </w:pPr>
       <w:r>
-        <w:t>в</w:t>
-      </w:r>
-      <w:r>
-        <w:t>ерсия файла - 1.2.0.3</w:t>
+        <w:t>версия файла - 1.2.0.3</w:t>
       </w:r>
       <w:r>
         <w:rPr>
@@ -3433,10 +3631,7 @@
         <w:pStyle w:val="a0"/>
       </w:pPr>
       <w:r>
-        <w:t>в</w:t>
-      </w:r>
-      <w:r>
-        <w:t>ерсия продукта - 1.02.0003</w:t>
+        <w:t>версия продукта - 1.02.0003</w:t>
       </w:r>
       <w:r>
         <w:rPr>
@@ -3450,17 +3645,13 @@
         <w:pStyle w:val="a0"/>
       </w:pPr>
       <w:r>
-        <w:t>в</w:t>
-      </w:r>
-      <w:r>
-        <w:t xml:space="preserve">нутреннее имя </w:t>
-      </w:r>
-      <w:r>
-        <w:t>–</w:t>
-      </w:r>
-      <w:r>
-        <w:t xml:space="preserve"> Mem</w:t>
-      </w:r>
+        <w:t xml:space="preserve">внутреннее имя – </w:t>
+      </w:r>
+      <w:proofErr w:type="spellStart"/>
+      <w:r>
+        <w:t>Mem</w:t>
+      </w:r>
+      <w:proofErr w:type="spellEnd"/>
       <w:r>
         <w:rPr>
           <w:lang w:val="en-US"/>
@@ -3473,10 +3664,7 @@
         <w:pStyle w:val="a0"/>
       </w:pPr>
       <w:r>
-        <w:t>и</w:t>
-      </w:r>
-      <w:r>
-        <w:t>сходное имя файла - Mem.exe</w:t>
+        <w:t>исходное имя файла - Mem.exe</w:t>
       </w:r>
       <w:r>
         <w:t>;</w:t>
@@ -3487,17 +3675,13 @@
         <w:pStyle w:val="a0"/>
       </w:pPr>
       <w:r>
-        <w:t>н</w:t>
-      </w:r>
-      <w:r>
-        <w:t xml:space="preserve">азвание продукта </w:t>
-      </w:r>
-      <w:r>
-        <w:t>–</w:t>
-      </w:r>
-      <w:r>
-        <w:t xml:space="preserve"> Mem</w:t>
-      </w:r>
+        <w:t xml:space="preserve">название продукта – </w:t>
+      </w:r>
+      <w:proofErr w:type="spellStart"/>
+      <w:r>
+        <w:t>Mem</w:t>
+      </w:r>
+      <w:proofErr w:type="spellEnd"/>
       <w:r>
         <w:rPr>
           <w:lang w:val="en-US"/>
@@ -3510,10 +3694,7 @@
         <w:pStyle w:val="a0"/>
       </w:pPr>
       <w:r>
-        <w:t>о</w:t>
-      </w:r>
-      <w:r>
-        <w:t>писание версии файла - 1.02.0003</w:t>
+        <w:t>описание версии файла - 1.02.0003</w:t>
       </w:r>
       <w:r>
         <w:rPr>
@@ -3527,16 +3708,7 @@
         <w:pStyle w:val="a0"/>
       </w:pPr>
       <w:r>
-        <w:t>п</w:t>
-      </w:r>
-      <w:r>
-        <w:t xml:space="preserve">роизводитель </w:t>
-      </w:r>
-      <w:r>
-        <w:t>–</w:t>
-      </w:r>
-      <w:r>
-        <w:t xml:space="preserve"> ХХХ</w:t>
+        <w:t>производитель – ХХХ</w:t>
       </w:r>
       <w:r>
         <w:rPr>
@@ -3550,13 +3722,31 @@
         <w:pStyle w:val="a0"/>
       </w:pPr>
       <w:r>
-        <w:t>я</w:t>
-      </w:r>
-      <w:r>
-        <w:t>зык - English (United States)</w:t>
-      </w:r>
-      <w:r>
-        <w:t>.</w:t>
+        <w:t xml:space="preserve">язык - </w:t>
+      </w:r>
+      <w:proofErr w:type="spellStart"/>
+      <w:r>
+        <w:t>English</w:t>
+      </w:r>
+      <w:proofErr w:type="spellEnd"/>
+      <w:r>
+        <w:t xml:space="preserve"> (</w:t>
+      </w:r>
+      <w:proofErr w:type="spellStart"/>
+      <w:r>
+        <w:t>United</w:t>
+      </w:r>
+      <w:proofErr w:type="spellEnd"/>
+      <w:r>
+        <w:t xml:space="preserve"> </w:t>
+      </w:r>
+      <w:proofErr w:type="spellStart"/>
+      <w:r>
+        <w:t>States</w:t>
+      </w:r>
+      <w:proofErr w:type="spellEnd"/>
+      <w:r>
+        <w:t>).</w:t>
       </w:r>
     </w:p>
     <w:p>
@@ -3662,7 +3852,71 @@
         <w:pStyle w:val="a3"/>
       </w:pPr>
       <w:r>
-        <w:t>Системные программные средства, используемые программой Mem.exe, должны быть представлены локализованной версией операционной системы Windows 98 или Windows Me.  Также для функционирования программы Mem.exe на ПК необходимо предустановленное программное обеспечение стороннего разработчика, программа FreeMemory (версии 1.7). Программа FreeMemory должна быть установлена в каталог C:\Program Files\FreeMemory\. Для установки данной программы достаточно скопировать перечисленные ниже файлы в указанную папку на компьютере пользователя. Каких-либо настроек после копирования программы FreeMemory не требуется.</w:t>
+        <w:t xml:space="preserve">Системные программные средства, используемые программой Mem.exe, должны быть представлены локализованной версией операционной системы </w:t>
+      </w:r>
+      <w:proofErr w:type="spellStart"/>
+      <w:r>
+        <w:t>Windows</w:t>
+      </w:r>
+      <w:proofErr w:type="spellEnd"/>
+      <w:r>
+        <w:t xml:space="preserve"> 98 или </w:t>
+      </w:r>
+      <w:proofErr w:type="spellStart"/>
+      <w:r>
+        <w:t>Windows</w:t>
+      </w:r>
+      <w:proofErr w:type="spellEnd"/>
+      <w:r>
+        <w:t xml:space="preserve"> </w:t>
+      </w:r>
+      <w:proofErr w:type="spellStart"/>
+      <w:r>
+        <w:t>Me</w:t>
+      </w:r>
+      <w:proofErr w:type="spellEnd"/>
+      <w:r>
+        <w:t xml:space="preserve">.  Также для функционирования программы Mem.exe на ПК необходимо предустановленное программное обеспечение стороннего разработчика, программа </w:t>
+      </w:r>
+      <w:proofErr w:type="spellStart"/>
+      <w:r>
+        <w:t>FreeMemory</w:t>
+      </w:r>
+      <w:proofErr w:type="spellEnd"/>
+      <w:r>
+        <w:t xml:space="preserve"> (версии 1.7). Программа </w:t>
+      </w:r>
+      <w:proofErr w:type="spellStart"/>
+      <w:r>
+        <w:t>FreeMemory</w:t>
+      </w:r>
+      <w:proofErr w:type="spellEnd"/>
+      <w:r>
+        <w:t xml:space="preserve"> должна быть установлена в каталог C:\Program </w:t>
+      </w:r>
+      <w:proofErr w:type="spellStart"/>
+      <w:r>
+        <w:t>Files</w:t>
+      </w:r>
+      <w:proofErr w:type="spellEnd"/>
+      <w:r>
+        <w:t>\</w:t>
+      </w:r>
+      <w:proofErr w:type="spellStart"/>
+      <w:r>
+        <w:t>FreeMemory</w:t>
+      </w:r>
+      <w:proofErr w:type="spellEnd"/>
+      <w:r>
+        <w:t xml:space="preserve">\. Для установки данной программы достаточно скопировать перечисленные ниже файлы в указанную папку на компьютере пользователя. Каких-либо настроек после копирования программы </w:t>
+      </w:r>
+      <w:proofErr w:type="spellStart"/>
+      <w:r>
+        <w:t>FreeMemory</w:t>
+      </w:r>
+      <w:proofErr w:type="spellEnd"/>
+      <w:r>
+        <w:t xml:space="preserve"> не требуется.</w:t>
       </w:r>
     </w:p>
     <w:p>
@@ -3671,7 +3925,15 @@
       </w:pPr>
       <w:r>
         <w:lastRenderedPageBreak/>
-        <w:t>Список файлов программы FreeMemory:</w:t>
+        <w:t xml:space="preserve">Список файлов программы </w:t>
+      </w:r>
+      <w:proofErr w:type="spellStart"/>
+      <w:r>
+        <w:t>FreeMemory</w:t>
+      </w:r>
+      <w:proofErr w:type="spellEnd"/>
+      <w:r>
+        <w:t>:</w:t>
       </w:r>
     </w:p>
     <w:p>
@@ -3726,19 +3988,44 @@
         <w:rPr>
           <w:lang w:val="en-US"/>
         </w:rPr>
-        <w:t xml:space="preserve">FreeMemory.hlp </w:t>
+        <w:t xml:space="preserve">FreeMemory.hlp (46 965 </w:t>
+      </w:r>
+      <w:r>
+        <w:t>байт</w:t>
       </w:r>
       <w:r>
         <w:rPr>
           <w:lang w:val="en-US"/>
         </w:rPr>
-        <w:t>(</w:t>
+        <w:t>)</w:t>
       </w:r>
       <w:r>
         <w:rPr>
           <w:lang w:val="en-US"/>
         </w:rPr>
-        <w:t xml:space="preserve">46 965 </w:t>
+        <w:t>;</w:t>
+      </w:r>
+    </w:p>
+    <w:p>
+      <w:pPr>
+        <w:pStyle w:val="a0"/>
+        <w:rPr>
+          <w:lang w:val="en-US"/>
+        </w:rPr>
+      </w:pPr>
+      <w:proofErr w:type="spellStart"/>
+      <w:r>
+        <w:rPr>
+          <w:lang w:val="en-US"/>
+        </w:rPr>
+        <w:t>FreeMemory.cnt</w:t>
+      </w:r>
+      <w:proofErr w:type="spellEnd"/>
+      <w:r>
+        <w:rPr>
+          <w:lang w:val="en-US"/>
+        </w:rPr>
+        <w:t xml:space="preserve"> (813 </w:t>
       </w:r>
       <w:r>
         <w:t>байт</w:t>
@@ -3763,23 +4050,57 @@
           <w:lang w:val="en-US"/>
         </w:rPr>
       </w:pPr>
+      <w:proofErr w:type="spellStart"/>
       <w:r>
         <w:rPr>
           <w:lang w:val="en-US"/>
         </w:rPr>
-        <w:t xml:space="preserve">FreeMemory.cnt </w:t>
-      </w:r>
+        <w:t>File_id.diz</w:t>
+      </w:r>
+      <w:proofErr w:type="spellEnd"/>
       <w:r>
         <w:rPr>
           <w:lang w:val="en-US"/>
         </w:rPr>
-        <w:t>(</w:t>
+        <w:t xml:space="preserve"> (629 </w:t>
+      </w:r>
+      <w:r>
+        <w:t>байт</w:t>
       </w:r>
       <w:r>
         <w:rPr>
           <w:lang w:val="en-US"/>
         </w:rPr>
-        <w:t xml:space="preserve">813 </w:t>
+        <w:t>)</w:t>
+      </w:r>
+      <w:r>
+        <w:rPr>
+          <w:lang w:val="en-US"/>
+        </w:rPr>
+        <w:t>;</w:t>
+      </w:r>
+    </w:p>
+    <w:p>
+      <w:pPr>
+        <w:pStyle w:val="a0"/>
+        <w:rPr>
+          <w:lang w:val="en-US"/>
+        </w:rPr>
+      </w:pPr>
+      <w:r>
+        <w:t>Каталог</w:t>
+      </w:r>
+      <w:r>
+        <w:rPr>
+          <w:lang w:val="en-US"/>
+        </w:rPr>
+        <w:t xml:space="preserve"> \Plugin\Setup\</w:t>
+      </w:r>
+      <w:r>
+        <w:rPr>
+          <w:lang w:val="en-US"/>
+        </w:rPr>
+        <w:t xml:space="preserve">Setup.dll (12 800 </w:t>
       </w:r>
       <w:r>
         <w:t>байт</w:t>
@@ -3794,97 +4115,6 @@
         <w:rPr>
           <w:lang w:val="en-US"/>
         </w:rPr>
-        <w:t>;</w:t>
-      </w:r>
-    </w:p>
-    <w:p>
-      <w:pPr>
-        <w:pStyle w:val="a0"/>
-        <w:rPr>
-          <w:lang w:val="en-US"/>
-        </w:rPr>
-      </w:pPr>
-      <w:r>
-        <w:rPr>
-          <w:lang w:val="en-US"/>
-        </w:rPr>
-        <w:t xml:space="preserve">File_id.diz </w:t>
-      </w:r>
-      <w:r>
-        <w:rPr>
-          <w:lang w:val="en-US"/>
-        </w:rPr>
-        <w:t>(</w:t>
-      </w:r>
-      <w:r>
-        <w:rPr>
-          <w:lang w:val="en-US"/>
-        </w:rPr>
-        <w:t xml:space="preserve">629 </w:t>
-      </w:r>
-      <w:r>
-        <w:t>байт</w:t>
-      </w:r>
-      <w:r>
-        <w:rPr>
-          <w:lang w:val="en-US"/>
-        </w:rPr>
-        <w:t>)</w:t>
-      </w:r>
-      <w:r>
-        <w:rPr>
-          <w:lang w:val="en-US"/>
-        </w:rPr>
-        <w:t>;</w:t>
-      </w:r>
-    </w:p>
-    <w:p>
-      <w:pPr>
-        <w:pStyle w:val="a0"/>
-        <w:rPr>
-          <w:lang w:val="en-US"/>
-        </w:rPr>
-      </w:pPr>
-      <w:r>
-        <w:t>Каталог</w:t>
-      </w:r>
-      <w:r>
-        <w:rPr>
-          <w:lang w:val="en-US"/>
-        </w:rPr>
-        <w:t xml:space="preserve"> \Plugin\Setup\</w:t>
-      </w:r>
-      <w:r>
-        <w:rPr>
-          <w:lang w:val="en-US"/>
-        </w:rPr>
-        <w:t xml:space="preserve">Setup.dll </w:t>
-      </w:r>
-      <w:r>
-        <w:rPr>
-          <w:lang w:val="en-US"/>
-        </w:rPr>
-        <w:t>(</w:t>
-      </w:r>
-      <w:r>
-        <w:rPr>
-          <w:lang w:val="en-US"/>
-        </w:rPr>
-        <w:t xml:space="preserve">12 800 </w:t>
-      </w:r>
-      <w:r>
-        <w:t>байт</w:t>
-      </w:r>
-      <w:r>
-        <w:rPr>
-          <w:lang w:val="en-US"/>
-        </w:rPr>
-        <w:t>)</w:t>
-      </w:r>
-      <w:r>
-        <w:rPr>
-          <w:lang w:val="en-US"/>
-        </w:rPr>
         <w:t>.</w:t>
       </w:r>
     </w:p>
@@ -3903,7 +4133,55 @@
         <w:pStyle w:val="a3"/>
       </w:pPr>
       <w:r>
-        <w:t>Исходным языком программирования для «Mem.ехе» является Visual Basic. Среда разработки, компилятор - Microsoft Visual Basic 6.0 (локализованная, русская версия).</w:t>
+        <w:t>Исходным языком программирования для «</w:t>
+      </w:r>
+      <w:proofErr w:type="spellStart"/>
+      <w:r>
+        <w:t>Mem.ехе</w:t>
+      </w:r>
+      <w:proofErr w:type="spellEnd"/>
+      <w:r>
+        <w:t xml:space="preserve">» является </w:t>
+      </w:r>
+      <w:proofErr w:type="spellStart"/>
+      <w:r>
+        <w:t>Visual</w:t>
+      </w:r>
+      <w:proofErr w:type="spellEnd"/>
+      <w:r>
+        <w:t xml:space="preserve"> </w:t>
+      </w:r>
+      <w:proofErr w:type="spellStart"/>
+      <w:r>
+        <w:t>Basic</w:t>
+      </w:r>
+      <w:proofErr w:type="spellEnd"/>
+      <w:r>
+        <w:t xml:space="preserve">. Среда разработки, компилятор - </w:t>
+      </w:r>
+      <w:proofErr w:type="spellStart"/>
+      <w:r>
+        <w:t>Microsoft</w:t>
+      </w:r>
+      <w:proofErr w:type="spellEnd"/>
+      <w:r>
+        <w:t xml:space="preserve"> </w:t>
+      </w:r>
+      <w:proofErr w:type="spellStart"/>
+      <w:r>
+        <w:t>Visual</w:t>
+      </w:r>
+      <w:proofErr w:type="spellEnd"/>
+      <w:r>
+        <w:t xml:space="preserve"> </w:t>
+      </w:r>
+      <w:proofErr w:type="spellStart"/>
+      <w:r>
+        <w:t>Basic</w:t>
+      </w:r>
+      <w:proofErr w:type="spellEnd"/>
+      <w:r>
+        <w:t xml:space="preserve"> 6.0 (локализованная, русская версия).</w:t>
       </w:r>
     </w:p>
     <w:p>
@@ -3932,7 +4210,39 @@
         <w:pStyle w:val="a3"/>
       </w:pPr>
       <w:r>
-        <w:t xml:space="preserve">После многократного открытия и закрытия программ, записи в базы данных, считываний из них, а также в процессе работы SCADa-системы и ОС оперативная память значительно фрагментируется. В итоге команды будут обрабатываться на порядок медленнее. У процессора в кэш (L1 и L2) записывается определенная часть оперативной памяти еще до того, как будет произведено обращение к этой области памяти. Когда же настает черед «прокэшированных» команд или данных, то они читаются процессором из КЭШа, что во много раз быстрее, чем обращение к оперативной памяти. Если запущенная программа и ее данные оказались фрагментированными в памяти, происходит ситуация, когда в кэш попадают совсем не те данные, которые нужны, и процессору ничего не остается, как отыскивать нужное в оперативной памяти. Подобное снижение hit rate КЭШа (число попаданий) способно снизить производительность, независимо от объема оперативной памяти. </w:t>
+        <w:t xml:space="preserve">После многократного открытия и закрытия программ, записи в базы данных, считываний из них, а также в процессе работы </w:t>
+      </w:r>
+      <w:proofErr w:type="spellStart"/>
+      <w:r>
+        <w:t>SCADa</w:t>
+      </w:r>
+      <w:proofErr w:type="spellEnd"/>
+      <w:r>
+        <w:t>-системы и ОС оперативная память значительно фрагментируется. В итоге команды будут обрабатываться на порядок медленнее. У процессора в кэш (L1 и L2) записывается определенная часть оперативной памяти еще до того, как будет произведено обращение к этой области памяти. Когда же настает черед «</w:t>
+      </w:r>
+      <w:proofErr w:type="spellStart"/>
+      <w:r>
+        <w:t>прокэшированных</w:t>
+      </w:r>
+      <w:proofErr w:type="spellEnd"/>
+      <w:r>
+        <w:t xml:space="preserve">» команд или данных, то они читаются процессором из КЭШа, что во много раз быстрее, чем обращение к оперативной памяти. Если запущенная программа и ее данные оказались фрагментированными в памяти, происходит ситуация, когда в кэш попадают совсем не те данные, которые нужны, и процессору ничего не остается, как отыскивать нужное в оперативной памяти. Подобное снижение </w:t>
+      </w:r>
+      <w:proofErr w:type="spellStart"/>
+      <w:r>
+        <w:t>hit</w:t>
+      </w:r>
+      <w:proofErr w:type="spellEnd"/>
+      <w:r>
+        <w:t xml:space="preserve"> </w:t>
+      </w:r>
+      <w:proofErr w:type="spellStart"/>
+      <w:r>
+        <w:t>rate</w:t>
+      </w:r>
+      <w:proofErr w:type="spellEnd"/>
+      <w:r>
+        <w:t xml:space="preserve"> КЭШа (число попаданий) способно снизить производительность, независимо от объема оперативной памяти. </w:t>
       </w:r>
     </w:p>
     <w:p>
@@ -3948,7 +4258,47 @@
         <w:pStyle w:val="a3"/>
       </w:pPr>
       <w:r>
-        <w:t>Действия по оптимизации и дефрагментации оперативной памяти производят программы сторонних разработчиков, такие как «FreeMemory» и «CoolMEM». В ходе их тестирования было установлено, что данные программы, в режиме постоянного мониторинга ОЗУ и очистке памяти при превышении заданных пределов, значительно загружают операционную систему и в некоторых случаях, приводят к зависанию ПК. В ходе изысканий было установлено, что при использовании программы «FreeMemory» (версии 1.7), при запуске её командной строкой с параметрами «С А» (С – очистка памяти, А - очистить всю память), после выполнения всех процедур по очистке и дефрагментации ОЗУ, данная программа полностью выгружается из памяти компьютера. При этом зависаний ПК не происходит и не используются лишние ресурсы компьютера. Используя эти данные, была разработана программа «Mem.exe», которая каждый час, командной строкой с параметрами «С А» загружает программу «FreeMemory», для очистки ОЗУ.</w:t>
+        <w:t>Действия по оптимизации и дефрагментации оперативной памяти производят программы сторонних разработчиков, такие как «</w:t>
+      </w:r>
+      <w:proofErr w:type="spellStart"/>
+      <w:r>
+        <w:t>FreeMemory</w:t>
+      </w:r>
+      <w:proofErr w:type="spellEnd"/>
+      <w:r>
+        <w:t>» и «</w:t>
+      </w:r>
+      <w:proofErr w:type="spellStart"/>
+      <w:r>
+        <w:t>CoolMEM</w:t>
+      </w:r>
+      <w:proofErr w:type="spellEnd"/>
+      <w:r>
+        <w:t>». В ходе их тестирования было установлено, что данные программы, в режиме постоянного мониторинга ОЗУ и очистке памяти при превышении заданных пределов, значительно загружают операционную систему и в некоторых случаях, приводят к зависанию ПК. В ходе изысканий было установлено, что при использовании программы «</w:t>
+      </w:r>
+      <w:proofErr w:type="spellStart"/>
+      <w:r>
+        <w:t>FreeMemory</w:t>
+      </w:r>
+      <w:proofErr w:type="spellEnd"/>
+      <w:r>
+        <w:t xml:space="preserve">» (версии 1.7), при запуске её командной строкой с параметрами «С А» (С – очистка памяти, </w:t>
+      </w:r>
+      <w:proofErr w:type="gramStart"/>
+      <w:r>
+        <w:t>А</w:t>
+      </w:r>
+      <w:proofErr w:type="gramEnd"/>
+      <w:r>
+        <w:t xml:space="preserve"> - очистить всю память), после выполнения всех процедур по очистке и дефрагментации ОЗУ, данная программа полностью выгружается из памяти компьютера. При этом зависаний ПК не происходит и не используются лишние ресурсы компьютера. Используя эти данные, была разработана программа «Mem.exe», которая каждый час, командной строкой с параметрами «С А» загружает программу «</w:t>
+      </w:r>
+      <w:proofErr w:type="spellStart"/>
+      <w:r>
+        <w:t>FreeMemory</w:t>
+      </w:r>
+      <w:proofErr w:type="spellEnd"/>
+      <w:r>
+        <w:t>», для очистки ОЗУ.</w:t>
       </w:r>
     </w:p>
     <w:p>
@@ -3967,7 +4317,79 @@
         <w:pStyle w:val="a3"/>
       </w:pPr>
       <w:r>
-        <w:t>Программа «Mem.ехе» работает под управлением ОС Windows 98 или Windows Me. Основной функцией программы «Mem.exe» является вызов из каталога C:\Program Files\FreeMemory\ программы стороннего разработчика FreeMemory.exe с параметрами командной строки «С А» (С – очистка памяти, А - очистить всю память). Вызов программы производится по таймеру, каждый час, в ХХ.15.00 (в 15 минут каждого часа). Дополнительно программа Mem.exe проверяет наличие по указанному пути (C:\Program Files\FreeMemory\) исполняемого модуля программы FreeMemory.exe, в случае его отсутствия, выдается сообщение «Файл FreeMemory.exe не найден, переустановите программу».</w:t>
+        <w:t>Программа «</w:t>
+      </w:r>
+      <w:proofErr w:type="spellStart"/>
+      <w:r>
+        <w:t>Mem.ехе</w:t>
+      </w:r>
+      <w:proofErr w:type="spellEnd"/>
+      <w:r>
+        <w:t xml:space="preserve">» работает под управлением ОС </w:t>
+      </w:r>
+      <w:proofErr w:type="spellStart"/>
+      <w:r>
+        <w:t>Windows</w:t>
+      </w:r>
+      <w:proofErr w:type="spellEnd"/>
+      <w:r>
+        <w:t xml:space="preserve"> 98 или </w:t>
+      </w:r>
+      <w:proofErr w:type="spellStart"/>
+      <w:r>
+        <w:t>Windows</w:t>
+      </w:r>
+      <w:proofErr w:type="spellEnd"/>
+      <w:r>
+        <w:t xml:space="preserve"> </w:t>
+      </w:r>
+      <w:proofErr w:type="spellStart"/>
+      <w:r>
+        <w:t>Me</w:t>
+      </w:r>
+      <w:proofErr w:type="spellEnd"/>
+      <w:r>
+        <w:t xml:space="preserve">. Основной функцией программы «Mem.exe» является вызов из каталога C:\Program </w:t>
+      </w:r>
+      <w:proofErr w:type="spellStart"/>
+      <w:r>
+        <w:t>Files</w:t>
+      </w:r>
+      <w:proofErr w:type="spellEnd"/>
+      <w:r>
+        <w:t>\</w:t>
+      </w:r>
+      <w:proofErr w:type="spellStart"/>
+      <w:r>
+        <w:t>FreeMemory</w:t>
+      </w:r>
+      <w:proofErr w:type="spellEnd"/>
+      <w:r>
+        <w:t xml:space="preserve">\ программы стороннего разработчика FreeMemory.exe с параметрами командной строки «С А» (С – очистка памяти, </w:t>
+      </w:r>
+      <w:proofErr w:type="gramStart"/>
+      <w:r>
+        <w:t>А</w:t>
+      </w:r>
+      <w:proofErr w:type="gramEnd"/>
+      <w:r>
+        <w:t xml:space="preserve"> - очистить всю память). Вызов программы производится по таймеру, каждый час, в ХХ.15.00 (в 15 минут каждого часа). Дополнительно программа Mem.exe проверяет наличие по указанному пути (C:\Program </w:t>
+      </w:r>
+      <w:proofErr w:type="spellStart"/>
+      <w:r>
+        <w:t>Files</w:t>
+      </w:r>
+      <w:proofErr w:type="spellEnd"/>
+      <w:r>
+        <w:t>\</w:t>
+      </w:r>
+      <w:proofErr w:type="spellStart"/>
+      <w:r>
+        <w:t>FreeMemory</w:t>
+      </w:r>
+      <w:proofErr w:type="spellEnd"/>
+      <w:r>
+        <w:t>\) исполняемого модуля программы FreeMemory.exe, в случае его отсутствия, выдается сообщение «Файл FreeMemory.exe не найден, переустановите программу».</w:t>
       </w:r>
     </w:p>
     <w:p>
@@ -3975,7 +4397,15 @@
         <w:pStyle w:val="a3"/>
       </w:pPr>
       <w:r>
-        <w:t xml:space="preserve">Основная задача вызываемой программы FreeMemory - повысить производительность системы. </w:t>
+        <w:t xml:space="preserve">Основная задача вызываемой программы </w:t>
+      </w:r>
+      <w:proofErr w:type="spellStart"/>
+      <w:r>
+        <w:t>FreeMemory</w:t>
+      </w:r>
+      <w:proofErr w:type="spellEnd"/>
+      <w:r>
+        <w:t xml:space="preserve"> - повысить производительность системы. </w:t>
       </w:r>
     </w:p>
     <w:p>
@@ -3983,7 +4413,15 @@
         <w:pStyle w:val="a3"/>
       </w:pPr>
       <w:r>
-        <w:t>Программа FreeMemory реализует следующие функции:</w:t>
+        <w:t xml:space="preserve">Программа </w:t>
+      </w:r>
+      <w:proofErr w:type="spellStart"/>
+      <w:r>
+        <w:t>FreeMemory</w:t>
+      </w:r>
+      <w:proofErr w:type="spellEnd"/>
+      <w:r>
+        <w:t xml:space="preserve"> реализует следующие функции:</w:t>
       </w:r>
     </w:p>
     <w:p>
@@ -4027,7 +4465,15 @@
         <w:pStyle w:val="a3"/>
       </w:pPr>
       <w:r>
-        <w:t xml:space="preserve">Данные функции программы FreeMemory позволяют поддерживать бесперебойную работу ПК длительное время, предотвращать утечки памяти, засорение оперативной памяти неиспользуемыми DLL </w:t>
+        <w:t xml:space="preserve">Данные функции программы </w:t>
+      </w:r>
+      <w:proofErr w:type="spellStart"/>
+      <w:r>
+        <w:t>FreeMemory</w:t>
+      </w:r>
+      <w:proofErr w:type="spellEnd"/>
+      <w:r>
+        <w:t xml:space="preserve"> позволяют поддерживать бесперебойную работу ПК длительное время, предотвращать утечки памяти, засорение оперативной памяти неиспользуемыми DLL </w:t>
       </w:r>
       <w:r>
         <w:t xml:space="preserve">и программами, а также в итоге </w:t>
@@ -4051,7 +4497,39 @@
         <w:pStyle w:val="a3"/>
       </w:pPr>
       <w:r>
-        <w:t>Программа «Mem.ехе» не предназначена для работы под управлением ОС Windows 2000 и Windows ХР, так как эти операционные системы имеют свои, встроенные, менеджеры памяти и программа FreeMemory неэффективна в данных операционных системах.</w:t>
+        <w:t>Программа «</w:t>
+      </w:r>
+      <w:proofErr w:type="spellStart"/>
+      <w:r>
+        <w:t>Mem.ехе</w:t>
+      </w:r>
+      <w:proofErr w:type="spellEnd"/>
+      <w:r>
+        <w:t xml:space="preserve">» не предназначена для работы под управлением ОС </w:t>
+      </w:r>
+      <w:proofErr w:type="spellStart"/>
+      <w:r>
+        <w:t>Windows</w:t>
+      </w:r>
+      <w:proofErr w:type="spellEnd"/>
+      <w:r>
+        <w:t xml:space="preserve"> 2000 и </w:t>
+      </w:r>
+      <w:proofErr w:type="spellStart"/>
+      <w:r>
+        <w:t>Windows</w:t>
+      </w:r>
+      <w:proofErr w:type="spellEnd"/>
+      <w:r>
+        <w:t xml:space="preserve"> ХР, так как эти операционные системы имеют свои, встроенные, менеджеры памяти и программа </w:t>
+      </w:r>
+      <w:proofErr w:type="spellStart"/>
+      <w:r>
+        <w:t>FreeMemory</w:t>
+      </w:r>
+      <w:proofErr w:type="spellEnd"/>
+      <w:r>
+        <w:t xml:space="preserve"> неэффективна в данных операционных системах.</w:t>
       </w:r>
     </w:p>
     <w:p>
@@ -4059,7 +4537,55 @@
         <w:pStyle w:val="a3"/>
       </w:pPr>
       <w:r>
-        <w:t>Программа «Mem.ехе» не предназначена для самостоятельной очистки и дефрагментации оперативной памяти, она только вызывает программу «FreeMemory», поэтому для ее функционирования необходимо предустановленная в каталог «C:\Program Files\FreeMemory\» программа FreeMemory.ехе (версии 1.7).</w:t>
+        <w:t>Программа «</w:t>
+      </w:r>
+      <w:proofErr w:type="spellStart"/>
+      <w:r>
+        <w:t>Mem.ехе</w:t>
+      </w:r>
+      <w:proofErr w:type="spellEnd"/>
+      <w:r>
+        <w:t>» не предназначена для самостоятельной очистки и дефрагментации оперативной памяти, она только вызывает программу «</w:t>
+      </w:r>
+      <w:proofErr w:type="spellStart"/>
+      <w:r>
+        <w:t>FreeMemory</w:t>
+      </w:r>
+      <w:proofErr w:type="spellEnd"/>
+      <w:r>
+        <w:t>», поэтому для ее функционирования необходимо предустановленная в каталог «C:\</w:t>
+      </w:r>
+      <w:proofErr w:type="spellStart"/>
+      <w:r>
+        <w:t>Program</w:t>
+      </w:r>
+      <w:proofErr w:type="spellEnd"/>
+      <w:r>
+        <w:t xml:space="preserve"> </w:t>
+      </w:r>
+      <w:proofErr w:type="spellStart"/>
+      <w:r>
+        <w:t>Files</w:t>
+      </w:r>
+      <w:proofErr w:type="spellEnd"/>
+      <w:r>
+        <w:t>\</w:t>
+      </w:r>
+      <w:proofErr w:type="spellStart"/>
+      <w:r>
+        <w:t>FreeMemory</w:t>
+      </w:r>
+      <w:proofErr w:type="spellEnd"/>
+      <w:r>
+        <w:t xml:space="preserve">\» программа </w:t>
+      </w:r>
+      <w:proofErr w:type="spellStart"/>
+      <w:r>
+        <w:t>FreeMemory.ехе</w:t>
+      </w:r>
+      <w:proofErr w:type="spellEnd"/>
+      <w:r>
+        <w:t xml:space="preserve"> (версии 1.7).</w:t>
       </w:r>
     </w:p>
     <w:p>
@@ -4067,7 +4593,15 @@
         <w:pStyle w:val="a3"/>
       </w:pPr>
       <w:r>
-        <w:t>Программа «Mem.ехе» не имеет видимого графического интерфейса и не предоставляет пользователю возможности своего выключения.</w:t>
+        <w:t>Программа «</w:t>
+      </w:r>
+      <w:proofErr w:type="spellStart"/>
+      <w:r>
+        <w:t>Mem.ехе</w:t>
+      </w:r>
+      <w:proofErr w:type="spellEnd"/>
+      <w:r>
+        <w:t>» не имеет видимого графического интерфейса и не предоставляет пользователю возможности своего выключения.</w:t>
       </w:r>
     </w:p>
     <w:p>
@@ -4306,13 +4840,22 @@
         <w:t>Mem</w:t>
       </w:r>
       <w:r>
-        <w:t>.ехе» использует следующие методы:</w:t>
+        <w:t>.</w:t>
+      </w:r>
+      <w:proofErr w:type="spellStart"/>
+      <w:r>
+        <w:t>ехе</w:t>
+      </w:r>
+      <w:proofErr w:type="spellEnd"/>
+      <w:r>
+        <w:t>» использует следующие методы:</w:t>
       </w:r>
     </w:p>
     <w:p>
       <w:pPr>
         <w:pStyle w:val="a"/>
       </w:pPr>
+      <w:proofErr w:type="gramStart"/>
       <w:r>
         <w:rPr>
           <w:lang w:val="en-US"/>
@@ -4328,6 +4871,7 @@
         </w:rPr>
         <w:t>Hide</w:t>
       </w:r>
+      <w:proofErr w:type="gramEnd"/>
       <w:r>
         <w:t xml:space="preserve"> – скрытие окна «формы» на экране. Программа не отображается на экране и в системном лотке, но видна в списке задач;</w:t>
       </w:r>
@@ -4337,7 +4881,11 @@
         <w:pStyle w:val="a"/>
       </w:pPr>
       <w:r>
-        <w:t>Часы(х).</w:t>
+        <w:t>Часы(х</w:t>
+      </w:r>
+      <w:proofErr w:type="gramStart"/>
+      <w:r>
+        <w:t>).</w:t>
       </w:r>
       <w:r>
         <w:rPr>
@@ -4345,6 +4893,7 @@
         </w:rPr>
         <w:t>Enabled</w:t>
       </w:r>
+      <w:proofErr w:type="gramEnd"/>
       <w:r>
         <w:t xml:space="preserve"> – запуск и остановка таймера;</w:t>
       </w:r>
@@ -4378,7 +4927,15 @@
         <w:pStyle w:val="a3"/>
       </w:pPr>
       <w:r>
-        <w:t>Программа «Mem.ехе» состоит из одной запускаемой формы и не имеет других составных частей.</w:t>
+        <w:t>Программа «</w:t>
+      </w:r>
+      <w:proofErr w:type="spellStart"/>
+      <w:r>
+        <w:t>Mem.ехе</w:t>
+      </w:r>
+      <w:proofErr w:type="spellEnd"/>
+      <w:r>
+        <w:t>» состоит из одной запускаемой формы и не имеет других составных частей.</w:t>
       </w:r>
     </w:p>
     <w:p>
@@ -4396,7 +4953,55 @@
         <w:pStyle w:val="a3"/>
       </w:pPr>
       <w:r>
-        <w:t>Программа «Mem.ехе» в ходе своей работы запускает программу «FreeMemory», поэтому для ее функционирования необходимо предустановленная в каталог «C:\Program Files\FreeMemory\» программа FreeMemory.ехе (версии 1.7).</w:t>
+        <w:t>Программа «</w:t>
+      </w:r>
+      <w:proofErr w:type="spellStart"/>
+      <w:r>
+        <w:t>Mem.ехе</w:t>
+      </w:r>
+      <w:proofErr w:type="spellEnd"/>
+      <w:r>
+        <w:t>» в ходе своей работы запускает программу «</w:t>
+      </w:r>
+      <w:proofErr w:type="spellStart"/>
+      <w:r>
+        <w:t>FreeMemory</w:t>
+      </w:r>
+      <w:proofErr w:type="spellEnd"/>
+      <w:r>
+        <w:t>», поэтому для ее функционирования необходимо предустановленная в каталог «C:\</w:t>
+      </w:r>
+      <w:proofErr w:type="spellStart"/>
+      <w:r>
+        <w:t>Program</w:t>
+      </w:r>
+      <w:proofErr w:type="spellEnd"/>
+      <w:r>
+        <w:t xml:space="preserve"> </w:t>
+      </w:r>
+      <w:proofErr w:type="spellStart"/>
+      <w:r>
+        <w:t>Files</w:t>
+      </w:r>
+      <w:proofErr w:type="spellEnd"/>
+      <w:r>
+        <w:t>\</w:t>
+      </w:r>
+      <w:proofErr w:type="spellStart"/>
+      <w:r>
+        <w:t>FreeMemory</w:t>
+      </w:r>
+      <w:proofErr w:type="spellEnd"/>
+      <w:r>
+        <w:t xml:space="preserve">\» программа </w:t>
+      </w:r>
+      <w:proofErr w:type="spellStart"/>
+      <w:r>
+        <w:t>FreeMemory.ехе</w:t>
+      </w:r>
+      <w:proofErr w:type="spellEnd"/>
+      <w:r>
+        <w:t xml:space="preserve"> (версии 1.7).</w:t>
       </w:r>
     </w:p>
     <w:p>
@@ -4459,7 +5064,15 @@
         <w:pStyle w:val="a3"/>
       </w:pPr>
       <w:r>
-        <w:t>Программа «Mem.ехе» в ходе своей работы не использует никаких входных данных.</w:t>
+        <w:t>Программа «</w:t>
+      </w:r>
+      <w:proofErr w:type="spellStart"/>
+      <w:r>
+        <w:t>Mem.ехе</w:t>
+      </w:r>
+      <w:proofErr w:type="spellEnd"/>
+      <w:r>
+        <w:t>» в ходе своей работы не использует никаких входных данных.</w:t>
       </w:r>
     </w:p>
     <w:p>
@@ -4490,7 +5103,15 @@
         <w:t>Mem</w:t>
       </w:r>
       <w:r>
-        <w:t>.ехе» в ходе своей работы не создает никаких выходных данных.</w:t>
+        <w:t>.</w:t>
+      </w:r>
+      <w:proofErr w:type="spellStart"/>
+      <w:r>
+        <w:t>ехе</w:t>
+      </w:r>
+      <w:proofErr w:type="spellEnd"/>
+      <w:r>
+        <w:t>» в ходе своей работы не создает никаких выходных данных.</w:t>
       </w:r>
     </w:p>
     <w:p>
@@ -4500,10 +5121,18 @@
           <w:rFonts w:cs="Times New Roman"/>
           <w:szCs w:val="28"/>
         </w:rPr>
-      </w:pPr>
-      <w:r>
-        <w:br w:type="page"/>
-      </w:r>
+        <w:sectPr>
+          <w:headerReference w:type="default" r:id="rId13"/>
+          <w:footerReference w:type="default" r:id="rId14"/>
+          <w:headerReference w:type="first" r:id="rId15"/>
+          <w:pgSz w:w="11906" w:h="16838"/>
+          <w:pgMar w:top="1418" w:right="567" w:bottom="851" w:left="1134" w:header="709" w:footer="0" w:gutter="0"/>
+          <w:pgNumType w:start="1"/>
+          <w:cols w:space="708"/>
+          <w:titlePg/>
+          <w:docGrid w:linePitch="381"/>
+        </w:sectPr>
+      </w:pPr>
     </w:p>
     <w:tbl>
       <w:tblPr>
@@ -4545,6 +5174,8 @@
                 <w:sz w:val="24"/>
               </w:rPr>
             </w:pPr>
+            <w:bookmarkStart w:id="17" w:name="_GoBack"/>
+            <w:bookmarkEnd w:id="17"/>
             <w:r>
               <w:lastRenderedPageBreak/>
               <w:t>Лист регистрации изменений</w:t>
@@ -4636,7 +5267,21 @@
               <w:rPr>
                 <w:sz w:val="24"/>
               </w:rPr>
-              <w:t xml:space="preserve">Входящий № сопрово-дительного докум. и дата  </w:t>
+              <w:t xml:space="preserve">Входящий № </w:t>
+            </w:r>
+            <w:proofErr w:type="spellStart"/>
+            <w:r>
+              <w:rPr>
+                <w:sz w:val="24"/>
+              </w:rPr>
+              <w:t>сопрово-дительного</w:t>
+            </w:r>
+            <w:proofErr w:type="spellEnd"/>
+            <w:r>
+              <w:rPr>
+                <w:sz w:val="24"/>
+              </w:rPr>
+              <w:t xml:space="preserve"> докум. и дата  </w:t>
             </w:r>
           </w:p>
         </w:tc>
@@ -4722,8 +5367,16 @@
               <w:rPr>
                 <w:sz w:val="24"/>
               </w:rPr>
-              <w:t>изменён-ных</w:t>
+              <w:t>изменён-</w:t>
             </w:r>
+            <w:proofErr w:type="spellStart"/>
+            <w:r>
+              <w:rPr>
+                <w:sz w:val="24"/>
+              </w:rPr>
+              <w:t>ных</w:t>
+            </w:r>
+            <w:proofErr w:type="spellEnd"/>
           </w:p>
         </w:tc>
         <w:tc>
@@ -4741,8 +5394,16 @@
               <w:rPr>
                 <w:sz w:val="24"/>
               </w:rPr>
-              <w:t>заменён-ных</w:t>
+              <w:t>заменён-</w:t>
             </w:r>
+            <w:proofErr w:type="spellStart"/>
+            <w:r>
+              <w:rPr>
+                <w:sz w:val="24"/>
+              </w:rPr>
+              <w:t>ных</w:t>
+            </w:r>
+            <w:proofErr w:type="spellEnd"/>
           </w:p>
         </w:tc>
         <w:tc>
@@ -4775,12 +5436,14 @@
                 <w:sz w:val="24"/>
               </w:rPr>
             </w:pPr>
+            <w:proofErr w:type="spellStart"/>
             <w:r>
               <w:rPr>
                 <w:sz w:val="24"/>
               </w:rPr>
               <w:t>аннули-рованных</w:t>
             </w:r>
+            <w:proofErr w:type="spellEnd"/>
           </w:p>
         </w:tc>
         <w:tc>
@@ -5149,21 +5812,2329 @@
           </w:p>
         </w:tc>
       </w:tr>
+      <w:tr>
+        <w:trPr>
+          <w:trHeight w:val="454"/>
+        </w:trPr>
+        <w:tc>
+          <w:tcPr>
+            <w:tcW w:w="340" w:type="dxa"/>
+            <w:vAlign w:val="center"/>
+          </w:tcPr>
+          <w:p>
+            <w:pPr>
+              <w:jc w:val="center"/>
+              <w:rPr>
+                <w:sz w:val="24"/>
+              </w:rPr>
+            </w:pPr>
+          </w:p>
+        </w:tc>
+        <w:tc>
+          <w:tcPr>
+            <w:tcW w:w="1134" w:type="dxa"/>
+            <w:vAlign w:val="center"/>
+          </w:tcPr>
+          <w:p>
+            <w:pPr>
+              <w:jc w:val="center"/>
+              <w:rPr>
+                <w:sz w:val="24"/>
+              </w:rPr>
+            </w:pPr>
+          </w:p>
+        </w:tc>
+        <w:tc>
+          <w:tcPr>
+            <w:tcW w:w="1134" w:type="dxa"/>
+            <w:vAlign w:val="center"/>
+          </w:tcPr>
+          <w:p>
+            <w:pPr>
+              <w:jc w:val="center"/>
+              <w:rPr>
+                <w:sz w:val="24"/>
+              </w:rPr>
+            </w:pPr>
+          </w:p>
+        </w:tc>
+        <w:tc>
+          <w:tcPr>
+            <w:tcW w:w="1134" w:type="dxa"/>
+            <w:vAlign w:val="center"/>
+          </w:tcPr>
+          <w:p>
+            <w:pPr>
+              <w:jc w:val="center"/>
+              <w:rPr>
+                <w:sz w:val="24"/>
+              </w:rPr>
+            </w:pPr>
+          </w:p>
+        </w:tc>
+        <w:tc>
+          <w:tcPr>
+            <w:tcW w:w="1134" w:type="dxa"/>
+            <w:vAlign w:val="center"/>
+          </w:tcPr>
+          <w:p>
+            <w:pPr>
+              <w:jc w:val="center"/>
+              <w:rPr>
+                <w:sz w:val="24"/>
+              </w:rPr>
+            </w:pPr>
+          </w:p>
+        </w:tc>
+        <w:tc>
+          <w:tcPr>
+            <w:tcW w:w="1134" w:type="dxa"/>
+            <w:vAlign w:val="center"/>
+          </w:tcPr>
+          <w:p>
+            <w:pPr>
+              <w:jc w:val="center"/>
+              <w:rPr>
+                <w:sz w:val="24"/>
+              </w:rPr>
+            </w:pPr>
+          </w:p>
+        </w:tc>
+        <w:tc>
+          <w:tcPr>
+            <w:tcW w:w="1417" w:type="dxa"/>
+            <w:vAlign w:val="center"/>
+          </w:tcPr>
+          <w:p>
+            <w:pPr>
+              <w:jc w:val="center"/>
+              <w:rPr>
+                <w:sz w:val="24"/>
+              </w:rPr>
+            </w:pPr>
+          </w:p>
+        </w:tc>
+        <w:tc>
+          <w:tcPr>
+            <w:tcW w:w="1417" w:type="dxa"/>
+            <w:vAlign w:val="center"/>
+          </w:tcPr>
+          <w:p>
+            <w:pPr>
+              <w:jc w:val="center"/>
+              <w:rPr>
+                <w:sz w:val="24"/>
+              </w:rPr>
+            </w:pPr>
+          </w:p>
+        </w:tc>
+        <w:tc>
+          <w:tcPr>
+            <w:tcW w:w="850" w:type="dxa"/>
+            <w:vAlign w:val="center"/>
+          </w:tcPr>
+          <w:p>
+            <w:pPr>
+              <w:jc w:val="center"/>
+              <w:rPr>
+                <w:sz w:val="24"/>
+              </w:rPr>
+            </w:pPr>
+          </w:p>
+        </w:tc>
+        <w:tc>
+          <w:tcPr>
+            <w:tcW w:w="680" w:type="dxa"/>
+            <w:vAlign w:val="center"/>
+          </w:tcPr>
+          <w:p>
+            <w:pPr>
+              <w:jc w:val="center"/>
+              <w:rPr>
+                <w:sz w:val="24"/>
+              </w:rPr>
+            </w:pPr>
+          </w:p>
+        </w:tc>
+      </w:tr>
+      <w:tr>
+        <w:trPr>
+          <w:trHeight w:val="454"/>
+        </w:trPr>
+        <w:tc>
+          <w:tcPr>
+            <w:tcW w:w="340" w:type="dxa"/>
+            <w:vAlign w:val="center"/>
+          </w:tcPr>
+          <w:p>
+            <w:pPr>
+              <w:jc w:val="center"/>
+              <w:rPr>
+                <w:sz w:val="24"/>
+              </w:rPr>
+            </w:pPr>
+          </w:p>
+        </w:tc>
+        <w:tc>
+          <w:tcPr>
+            <w:tcW w:w="1134" w:type="dxa"/>
+            <w:vAlign w:val="center"/>
+          </w:tcPr>
+          <w:p>
+            <w:pPr>
+              <w:jc w:val="center"/>
+              <w:rPr>
+                <w:sz w:val="24"/>
+              </w:rPr>
+            </w:pPr>
+          </w:p>
+        </w:tc>
+        <w:tc>
+          <w:tcPr>
+            <w:tcW w:w="1134" w:type="dxa"/>
+            <w:vAlign w:val="center"/>
+          </w:tcPr>
+          <w:p>
+            <w:pPr>
+              <w:jc w:val="center"/>
+              <w:rPr>
+                <w:sz w:val="24"/>
+              </w:rPr>
+            </w:pPr>
+          </w:p>
+        </w:tc>
+        <w:tc>
+          <w:tcPr>
+            <w:tcW w:w="1134" w:type="dxa"/>
+            <w:vAlign w:val="center"/>
+          </w:tcPr>
+          <w:p>
+            <w:pPr>
+              <w:jc w:val="center"/>
+              <w:rPr>
+                <w:sz w:val="24"/>
+              </w:rPr>
+            </w:pPr>
+          </w:p>
+        </w:tc>
+        <w:tc>
+          <w:tcPr>
+            <w:tcW w:w="1134" w:type="dxa"/>
+            <w:vAlign w:val="center"/>
+          </w:tcPr>
+          <w:p>
+            <w:pPr>
+              <w:jc w:val="center"/>
+              <w:rPr>
+                <w:sz w:val="24"/>
+              </w:rPr>
+            </w:pPr>
+          </w:p>
+        </w:tc>
+        <w:tc>
+          <w:tcPr>
+            <w:tcW w:w="1134" w:type="dxa"/>
+            <w:vAlign w:val="center"/>
+          </w:tcPr>
+          <w:p>
+            <w:pPr>
+              <w:jc w:val="center"/>
+              <w:rPr>
+                <w:sz w:val="24"/>
+              </w:rPr>
+            </w:pPr>
+          </w:p>
+        </w:tc>
+        <w:tc>
+          <w:tcPr>
+            <w:tcW w:w="1417" w:type="dxa"/>
+            <w:vAlign w:val="center"/>
+          </w:tcPr>
+          <w:p>
+            <w:pPr>
+              <w:jc w:val="center"/>
+              <w:rPr>
+                <w:sz w:val="24"/>
+              </w:rPr>
+            </w:pPr>
+          </w:p>
+        </w:tc>
+        <w:tc>
+          <w:tcPr>
+            <w:tcW w:w="1417" w:type="dxa"/>
+            <w:vAlign w:val="center"/>
+          </w:tcPr>
+          <w:p>
+            <w:pPr>
+              <w:jc w:val="center"/>
+              <w:rPr>
+                <w:sz w:val="24"/>
+              </w:rPr>
+            </w:pPr>
+          </w:p>
+        </w:tc>
+        <w:tc>
+          <w:tcPr>
+            <w:tcW w:w="850" w:type="dxa"/>
+            <w:vAlign w:val="center"/>
+          </w:tcPr>
+          <w:p>
+            <w:pPr>
+              <w:jc w:val="center"/>
+              <w:rPr>
+                <w:sz w:val="24"/>
+              </w:rPr>
+            </w:pPr>
+          </w:p>
+        </w:tc>
+        <w:tc>
+          <w:tcPr>
+            <w:tcW w:w="680" w:type="dxa"/>
+            <w:vAlign w:val="center"/>
+          </w:tcPr>
+          <w:p>
+            <w:pPr>
+              <w:jc w:val="center"/>
+              <w:rPr>
+                <w:sz w:val="24"/>
+              </w:rPr>
+            </w:pPr>
+          </w:p>
+        </w:tc>
+      </w:tr>
+      <w:tr>
+        <w:trPr>
+          <w:trHeight w:val="454"/>
+        </w:trPr>
+        <w:tc>
+          <w:tcPr>
+            <w:tcW w:w="340" w:type="dxa"/>
+            <w:vAlign w:val="center"/>
+          </w:tcPr>
+          <w:p>
+            <w:pPr>
+              <w:jc w:val="center"/>
+              <w:rPr>
+                <w:sz w:val="24"/>
+              </w:rPr>
+            </w:pPr>
+          </w:p>
+        </w:tc>
+        <w:tc>
+          <w:tcPr>
+            <w:tcW w:w="1134" w:type="dxa"/>
+            <w:vAlign w:val="center"/>
+          </w:tcPr>
+          <w:p>
+            <w:pPr>
+              <w:jc w:val="center"/>
+              <w:rPr>
+                <w:sz w:val="24"/>
+              </w:rPr>
+            </w:pPr>
+          </w:p>
+        </w:tc>
+        <w:tc>
+          <w:tcPr>
+            <w:tcW w:w="1134" w:type="dxa"/>
+            <w:vAlign w:val="center"/>
+          </w:tcPr>
+          <w:p>
+            <w:pPr>
+              <w:jc w:val="center"/>
+              <w:rPr>
+                <w:sz w:val="24"/>
+              </w:rPr>
+            </w:pPr>
+          </w:p>
+        </w:tc>
+        <w:tc>
+          <w:tcPr>
+            <w:tcW w:w="1134" w:type="dxa"/>
+            <w:vAlign w:val="center"/>
+          </w:tcPr>
+          <w:p>
+            <w:pPr>
+              <w:jc w:val="center"/>
+              <w:rPr>
+                <w:sz w:val="24"/>
+              </w:rPr>
+            </w:pPr>
+          </w:p>
+        </w:tc>
+        <w:tc>
+          <w:tcPr>
+            <w:tcW w:w="1134" w:type="dxa"/>
+            <w:vAlign w:val="center"/>
+          </w:tcPr>
+          <w:p>
+            <w:pPr>
+              <w:jc w:val="center"/>
+              <w:rPr>
+                <w:sz w:val="24"/>
+              </w:rPr>
+            </w:pPr>
+          </w:p>
+        </w:tc>
+        <w:tc>
+          <w:tcPr>
+            <w:tcW w:w="1134" w:type="dxa"/>
+            <w:vAlign w:val="center"/>
+          </w:tcPr>
+          <w:p>
+            <w:pPr>
+              <w:jc w:val="center"/>
+              <w:rPr>
+                <w:sz w:val="24"/>
+              </w:rPr>
+            </w:pPr>
+          </w:p>
+        </w:tc>
+        <w:tc>
+          <w:tcPr>
+            <w:tcW w:w="1417" w:type="dxa"/>
+            <w:vAlign w:val="center"/>
+          </w:tcPr>
+          <w:p>
+            <w:pPr>
+              <w:jc w:val="center"/>
+              <w:rPr>
+                <w:sz w:val="24"/>
+              </w:rPr>
+            </w:pPr>
+          </w:p>
+        </w:tc>
+        <w:tc>
+          <w:tcPr>
+            <w:tcW w:w="1417" w:type="dxa"/>
+            <w:vAlign w:val="center"/>
+          </w:tcPr>
+          <w:p>
+            <w:pPr>
+              <w:jc w:val="center"/>
+              <w:rPr>
+                <w:sz w:val="24"/>
+              </w:rPr>
+            </w:pPr>
+          </w:p>
+        </w:tc>
+        <w:tc>
+          <w:tcPr>
+            <w:tcW w:w="850" w:type="dxa"/>
+            <w:vAlign w:val="center"/>
+          </w:tcPr>
+          <w:p>
+            <w:pPr>
+              <w:jc w:val="center"/>
+              <w:rPr>
+                <w:sz w:val="24"/>
+              </w:rPr>
+            </w:pPr>
+          </w:p>
+        </w:tc>
+        <w:tc>
+          <w:tcPr>
+            <w:tcW w:w="680" w:type="dxa"/>
+            <w:vAlign w:val="center"/>
+          </w:tcPr>
+          <w:p>
+            <w:pPr>
+              <w:jc w:val="center"/>
+              <w:rPr>
+                <w:sz w:val="24"/>
+              </w:rPr>
+            </w:pPr>
+          </w:p>
+        </w:tc>
+      </w:tr>
+      <w:tr>
+        <w:trPr>
+          <w:trHeight w:val="454"/>
+        </w:trPr>
+        <w:tc>
+          <w:tcPr>
+            <w:tcW w:w="340" w:type="dxa"/>
+            <w:vAlign w:val="center"/>
+          </w:tcPr>
+          <w:p>
+            <w:pPr>
+              <w:jc w:val="center"/>
+              <w:rPr>
+                <w:sz w:val="24"/>
+              </w:rPr>
+            </w:pPr>
+          </w:p>
+        </w:tc>
+        <w:tc>
+          <w:tcPr>
+            <w:tcW w:w="1134" w:type="dxa"/>
+            <w:vAlign w:val="center"/>
+          </w:tcPr>
+          <w:p>
+            <w:pPr>
+              <w:jc w:val="center"/>
+              <w:rPr>
+                <w:sz w:val="24"/>
+              </w:rPr>
+            </w:pPr>
+          </w:p>
+        </w:tc>
+        <w:tc>
+          <w:tcPr>
+            <w:tcW w:w="1134" w:type="dxa"/>
+            <w:vAlign w:val="center"/>
+          </w:tcPr>
+          <w:p>
+            <w:pPr>
+              <w:jc w:val="center"/>
+              <w:rPr>
+                <w:sz w:val="24"/>
+              </w:rPr>
+            </w:pPr>
+          </w:p>
+        </w:tc>
+        <w:tc>
+          <w:tcPr>
+            <w:tcW w:w="1134" w:type="dxa"/>
+            <w:vAlign w:val="center"/>
+          </w:tcPr>
+          <w:p>
+            <w:pPr>
+              <w:jc w:val="center"/>
+              <w:rPr>
+                <w:sz w:val="24"/>
+              </w:rPr>
+            </w:pPr>
+          </w:p>
+        </w:tc>
+        <w:tc>
+          <w:tcPr>
+            <w:tcW w:w="1134" w:type="dxa"/>
+            <w:vAlign w:val="center"/>
+          </w:tcPr>
+          <w:p>
+            <w:pPr>
+              <w:jc w:val="center"/>
+              <w:rPr>
+                <w:sz w:val="24"/>
+              </w:rPr>
+            </w:pPr>
+          </w:p>
+        </w:tc>
+        <w:tc>
+          <w:tcPr>
+            <w:tcW w:w="1134" w:type="dxa"/>
+            <w:vAlign w:val="center"/>
+          </w:tcPr>
+          <w:p>
+            <w:pPr>
+              <w:jc w:val="center"/>
+              <w:rPr>
+                <w:sz w:val="24"/>
+              </w:rPr>
+            </w:pPr>
+          </w:p>
+        </w:tc>
+        <w:tc>
+          <w:tcPr>
+            <w:tcW w:w="1417" w:type="dxa"/>
+            <w:vAlign w:val="center"/>
+          </w:tcPr>
+          <w:p>
+            <w:pPr>
+              <w:jc w:val="center"/>
+              <w:rPr>
+                <w:sz w:val="24"/>
+              </w:rPr>
+            </w:pPr>
+          </w:p>
+        </w:tc>
+        <w:tc>
+          <w:tcPr>
+            <w:tcW w:w="1417" w:type="dxa"/>
+            <w:vAlign w:val="center"/>
+          </w:tcPr>
+          <w:p>
+            <w:pPr>
+              <w:jc w:val="center"/>
+              <w:rPr>
+                <w:sz w:val="24"/>
+              </w:rPr>
+            </w:pPr>
+          </w:p>
+        </w:tc>
+        <w:tc>
+          <w:tcPr>
+            <w:tcW w:w="850" w:type="dxa"/>
+            <w:vAlign w:val="center"/>
+          </w:tcPr>
+          <w:p>
+            <w:pPr>
+              <w:jc w:val="center"/>
+              <w:rPr>
+                <w:sz w:val="24"/>
+              </w:rPr>
+            </w:pPr>
+          </w:p>
+        </w:tc>
+        <w:tc>
+          <w:tcPr>
+            <w:tcW w:w="680" w:type="dxa"/>
+            <w:vAlign w:val="center"/>
+          </w:tcPr>
+          <w:p>
+            <w:pPr>
+              <w:jc w:val="center"/>
+              <w:rPr>
+                <w:sz w:val="24"/>
+              </w:rPr>
+            </w:pPr>
+          </w:p>
+        </w:tc>
+      </w:tr>
+      <w:tr>
+        <w:trPr>
+          <w:trHeight w:val="454"/>
+        </w:trPr>
+        <w:tc>
+          <w:tcPr>
+            <w:tcW w:w="340" w:type="dxa"/>
+            <w:vAlign w:val="center"/>
+          </w:tcPr>
+          <w:p>
+            <w:pPr>
+              <w:jc w:val="center"/>
+              <w:rPr>
+                <w:sz w:val="24"/>
+              </w:rPr>
+            </w:pPr>
+          </w:p>
+        </w:tc>
+        <w:tc>
+          <w:tcPr>
+            <w:tcW w:w="1134" w:type="dxa"/>
+            <w:vAlign w:val="center"/>
+          </w:tcPr>
+          <w:p>
+            <w:pPr>
+              <w:jc w:val="center"/>
+              <w:rPr>
+                <w:sz w:val="24"/>
+              </w:rPr>
+            </w:pPr>
+          </w:p>
+        </w:tc>
+        <w:tc>
+          <w:tcPr>
+            <w:tcW w:w="1134" w:type="dxa"/>
+            <w:vAlign w:val="center"/>
+          </w:tcPr>
+          <w:p>
+            <w:pPr>
+              <w:jc w:val="center"/>
+              <w:rPr>
+                <w:sz w:val="24"/>
+              </w:rPr>
+            </w:pPr>
+          </w:p>
+        </w:tc>
+        <w:tc>
+          <w:tcPr>
+            <w:tcW w:w="1134" w:type="dxa"/>
+            <w:vAlign w:val="center"/>
+          </w:tcPr>
+          <w:p>
+            <w:pPr>
+              <w:jc w:val="center"/>
+              <w:rPr>
+                <w:sz w:val="24"/>
+              </w:rPr>
+            </w:pPr>
+          </w:p>
+        </w:tc>
+        <w:tc>
+          <w:tcPr>
+            <w:tcW w:w="1134" w:type="dxa"/>
+            <w:vAlign w:val="center"/>
+          </w:tcPr>
+          <w:p>
+            <w:pPr>
+              <w:jc w:val="center"/>
+              <w:rPr>
+                <w:sz w:val="24"/>
+              </w:rPr>
+            </w:pPr>
+          </w:p>
+        </w:tc>
+        <w:tc>
+          <w:tcPr>
+            <w:tcW w:w="1134" w:type="dxa"/>
+            <w:vAlign w:val="center"/>
+          </w:tcPr>
+          <w:p>
+            <w:pPr>
+              <w:jc w:val="center"/>
+              <w:rPr>
+                <w:sz w:val="24"/>
+              </w:rPr>
+            </w:pPr>
+          </w:p>
+        </w:tc>
+        <w:tc>
+          <w:tcPr>
+            <w:tcW w:w="1417" w:type="dxa"/>
+            <w:vAlign w:val="center"/>
+          </w:tcPr>
+          <w:p>
+            <w:pPr>
+              <w:jc w:val="center"/>
+              <w:rPr>
+                <w:sz w:val="24"/>
+              </w:rPr>
+            </w:pPr>
+          </w:p>
+        </w:tc>
+        <w:tc>
+          <w:tcPr>
+            <w:tcW w:w="1417" w:type="dxa"/>
+            <w:vAlign w:val="center"/>
+          </w:tcPr>
+          <w:p>
+            <w:pPr>
+              <w:jc w:val="center"/>
+              <w:rPr>
+                <w:sz w:val="24"/>
+              </w:rPr>
+            </w:pPr>
+          </w:p>
+        </w:tc>
+        <w:tc>
+          <w:tcPr>
+            <w:tcW w:w="850" w:type="dxa"/>
+            <w:vAlign w:val="center"/>
+          </w:tcPr>
+          <w:p>
+            <w:pPr>
+              <w:jc w:val="center"/>
+              <w:rPr>
+                <w:sz w:val="24"/>
+              </w:rPr>
+            </w:pPr>
+          </w:p>
+        </w:tc>
+        <w:tc>
+          <w:tcPr>
+            <w:tcW w:w="680" w:type="dxa"/>
+            <w:vAlign w:val="center"/>
+          </w:tcPr>
+          <w:p>
+            <w:pPr>
+              <w:jc w:val="center"/>
+              <w:rPr>
+                <w:sz w:val="24"/>
+              </w:rPr>
+            </w:pPr>
+          </w:p>
+        </w:tc>
+      </w:tr>
+      <w:tr>
+        <w:trPr>
+          <w:trHeight w:val="454"/>
+        </w:trPr>
+        <w:tc>
+          <w:tcPr>
+            <w:tcW w:w="340" w:type="dxa"/>
+            <w:vAlign w:val="center"/>
+          </w:tcPr>
+          <w:p>
+            <w:pPr>
+              <w:jc w:val="center"/>
+              <w:rPr>
+                <w:sz w:val="24"/>
+              </w:rPr>
+            </w:pPr>
+          </w:p>
+        </w:tc>
+        <w:tc>
+          <w:tcPr>
+            <w:tcW w:w="1134" w:type="dxa"/>
+            <w:vAlign w:val="center"/>
+          </w:tcPr>
+          <w:p>
+            <w:pPr>
+              <w:jc w:val="center"/>
+              <w:rPr>
+                <w:sz w:val="24"/>
+              </w:rPr>
+            </w:pPr>
+          </w:p>
+        </w:tc>
+        <w:tc>
+          <w:tcPr>
+            <w:tcW w:w="1134" w:type="dxa"/>
+            <w:vAlign w:val="center"/>
+          </w:tcPr>
+          <w:p>
+            <w:pPr>
+              <w:jc w:val="center"/>
+              <w:rPr>
+                <w:sz w:val="24"/>
+              </w:rPr>
+            </w:pPr>
+          </w:p>
+        </w:tc>
+        <w:tc>
+          <w:tcPr>
+            <w:tcW w:w="1134" w:type="dxa"/>
+            <w:vAlign w:val="center"/>
+          </w:tcPr>
+          <w:p>
+            <w:pPr>
+              <w:jc w:val="center"/>
+              <w:rPr>
+                <w:sz w:val="24"/>
+              </w:rPr>
+            </w:pPr>
+          </w:p>
+        </w:tc>
+        <w:tc>
+          <w:tcPr>
+            <w:tcW w:w="1134" w:type="dxa"/>
+            <w:vAlign w:val="center"/>
+          </w:tcPr>
+          <w:p>
+            <w:pPr>
+              <w:jc w:val="center"/>
+              <w:rPr>
+                <w:sz w:val="24"/>
+              </w:rPr>
+            </w:pPr>
+          </w:p>
+        </w:tc>
+        <w:tc>
+          <w:tcPr>
+            <w:tcW w:w="1134" w:type="dxa"/>
+            <w:vAlign w:val="center"/>
+          </w:tcPr>
+          <w:p>
+            <w:pPr>
+              <w:jc w:val="center"/>
+              <w:rPr>
+                <w:sz w:val="24"/>
+              </w:rPr>
+            </w:pPr>
+          </w:p>
+        </w:tc>
+        <w:tc>
+          <w:tcPr>
+            <w:tcW w:w="1417" w:type="dxa"/>
+            <w:vAlign w:val="center"/>
+          </w:tcPr>
+          <w:p>
+            <w:pPr>
+              <w:jc w:val="center"/>
+              <w:rPr>
+                <w:sz w:val="24"/>
+              </w:rPr>
+            </w:pPr>
+          </w:p>
+        </w:tc>
+        <w:tc>
+          <w:tcPr>
+            <w:tcW w:w="1417" w:type="dxa"/>
+            <w:vAlign w:val="center"/>
+          </w:tcPr>
+          <w:p>
+            <w:pPr>
+              <w:jc w:val="center"/>
+              <w:rPr>
+                <w:sz w:val="24"/>
+              </w:rPr>
+            </w:pPr>
+          </w:p>
+        </w:tc>
+        <w:tc>
+          <w:tcPr>
+            <w:tcW w:w="850" w:type="dxa"/>
+            <w:vAlign w:val="center"/>
+          </w:tcPr>
+          <w:p>
+            <w:pPr>
+              <w:jc w:val="center"/>
+              <w:rPr>
+                <w:sz w:val="24"/>
+              </w:rPr>
+            </w:pPr>
+          </w:p>
+        </w:tc>
+        <w:tc>
+          <w:tcPr>
+            <w:tcW w:w="680" w:type="dxa"/>
+            <w:vAlign w:val="center"/>
+          </w:tcPr>
+          <w:p>
+            <w:pPr>
+              <w:jc w:val="center"/>
+              <w:rPr>
+                <w:sz w:val="24"/>
+              </w:rPr>
+            </w:pPr>
+          </w:p>
+        </w:tc>
+      </w:tr>
+      <w:tr>
+        <w:trPr>
+          <w:trHeight w:val="454"/>
+        </w:trPr>
+        <w:tc>
+          <w:tcPr>
+            <w:tcW w:w="340" w:type="dxa"/>
+            <w:vAlign w:val="center"/>
+          </w:tcPr>
+          <w:p>
+            <w:pPr>
+              <w:jc w:val="center"/>
+              <w:rPr>
+                <w:sz w:val="24"/>
+              </w:rPr>
+            </w:pPr>
+          </w:p>
+        </w:tc>
+        <w:tc>
+          <w:tcPr>
+            <w:tcW w:w="1134" w:type="dxa"/>
+            <w:vAlign w:val="center"/>
+          </w:tcPr>
+          <w:p>
+            <w:pPr>
+              <w:jc w:val="center"/>
+              <w:rPr>
+                <w:sz w:val="24"/>
+              </w:rPr>
+            </w:pPr>
+          </w:p>
+        </w:tc>
+        <w:tc>
+          <w:tcPr>
+            <w:tcW w:w="1134" w:type="dxa"/>
+            <w:vAlign w:val="center"/>
+          </w:tcPr>
+          <w:p>
+            <w:pPr>
+              <w:jc w:val="center"/>
+              <w:rPr>
+                <w:sz w:val="24"/>
+              </w:rPr>
+            </w:pPr>
+          </w:p>
+        </w:tc>
+        <w:tc>
+          <w:tcPr>
+            <w:tcW w:w="1134" w:type="dxa"/>
+            <w:vAlign w:val="center"/>
+          </w:tcPr>
+          <w:p>
+            <w:pPr>
+              <w:jc w:val="center"/>
+              <w:rPr>
+                <w:sz w:val="24"/>
+              </w:rPr>
+            </w:pPr>
+          </w:p>
+        </w:tc>
+        <w:tc>
+          <w:tcPr>
+            <w:tcW w:w="1134" w:type="dxa"/>
+            <w:vAlign w:val="center"/>
+          </w:tcPr>
+          <w:p>
+            <w:pPr>
+              <w:jc w:val="center"/>
+              <w:rPr>
+                <w:sz w:val="24"/>
+              </w:rPr>
+            </w:pPr>
+          </w:p>
+        </w:tc>
+        <w:tc>
+          <w:tcPr>
+            <w:tcW w:w="1134" w:type="dxa"/>
+            <w:vAlign w:val="center"/>
+          </w:tcPr>
+          <w:p>
+            <w:pPr>
+              <w:jc w:val="center"/>
+              <w:rPr>
+                <w:sz w:val="24"/>
+              </w:rPr>
+            </w:pPr>
+          </w:p>
+        </w:tc>
+        <w:tc>
+          <w:tcPr>
+            <w:tcW w:w="1417" w:type="dxa"/>
+            <w:vAlign w:val="center"/>
+          </w:tcPr>
+          <w:p>
+            <w:pPr>
+              <w:jc w:val="center"/>
+              <w:rPr>
+                <w:sz w:val="24"/>
+              </w:rPr>
+            </w:pPr>
+          </w:p>
+        </w:tc>
+        <w:tc>
+          <w:tcPr>
+            <w:tcW w:w="1417" w:type="dxa"/>
+            <w:vAlign w:val="center"/>
+          </w:tcPr>
+          <w:p>
+            <w:pPr>
+              <w:jc w:val="center"/>
+              <w:rPr>
+                <w:sz w:val="24"/>
+              </w:rPr>
+            </w:pPr>
+          </w:p>
+        </w:tc>
+        <w:tc>
+          <w:tcPr>
+            <w:tcW w:w="850" w:type="dxa"/>
+            <w:vAlign w:val="center"/>
+          </w:tcPr>
+          <w:p>
+            <w:pPr>
+              <w:jc w:val="center"/>
+              <w:rPr>
+                <w:sz w:val="24"/>
+              </w:rPr>
+            </w:pPr>
+          </w:p>
+        </w:tc>
+        <w:tc>
+          <w:tcPr>
+            <w:tcW w:w="680" w:type="dxa"/>
+            <w:vAlign w:val="center"/>
+          </w:tcPr>
+          <w:p>
+            <w:pPr>
+              <w:jc w:val="center"/>
+              <w:rPr>
+                <w:sz w:val="24"/>
+              </w:rPr>
+            </w:pPr>
+          </w:p>
+        </w:tc>
+      </w:tr>
+      <w:tr>
+        <w:trPr>
+          <w:trHeight w:val="454"/>
+        </w:trPr>
+        <w:tc>
+          <w:tcPr>
+            <w:tcW w:w="340" w:type="dxa"/>
+            <w:vAlign w:val="center"/>
+          </w:tcPr>
+          <w:p>
+            <w:pPr>
+              <w:jc w:val="center"/>
+              <w:rPr>
+                <w:sz w:val="24"/>
+              </w:rPr>
+            </w:pPr>
+          </w:p>
+        </w:tc>
+        <w:tc>
+          <w:tcPr>
+            <w:tcW w:w="1134" w:type="dxa"/>
+            <w:vAlign w:val="center"/>
+          </w:tcPr>
+          <w:p>
+            <w:pPr>
+              <w:jc w:val="center"/>
+              <w:rPr>
+                <w:sz w:val="24"/>
+              </w:rPr>
+            </w:pPr>
+          </w:p>
+        </w:tc>
+        <w:tc>
+          <w:tcPr>
+            <w:tcW w:w="1134" w:type="dxa"/>
+            <w:vAlign w:val="center"/>
+          </w:tcPr>
+          <w:p>
+            <w:pPr>
+              <w:jc w:val="center"/>
+              <w:rPr>
+                <w:sz w:val="24"/>
+              </w:rPr>
+            </w:pPr>
+          </w:p>
+        </w:tc>
+        <w:tc>
+          <w:tcPr>
+            <w:tcW w:w="1134" w:type="dxa"/>
+            <w:vAlign w:val="center"/>
+          </w:tcPr>
+          <w:p>
+            <w:pPr>
+              <w:jc w:val="center"/>
+              <w:rPr>
+                <w:sz w:val="24"/>
+              </w:rPr>
+            </w:pPr>
+          </w:p>
+        </w:tc>
+        <w:tc>
+          <w:tcPr>
+            <w:tcW w:w="1134" w:type="dxa"/>
+            <w:vAlign w:val="center"/>
+          </w:tcPr>
+          <w:p>
+            <w:pPr>
+              <w:jc w:val="center"/>
+              <w:rPr>
+                <w:sz w:val="24"/>
+              </w:rPr>
+            </w:pPr>
+          </w:p>
+        </w:tc>
+        <w:tc>
+          <w:tcPr>
+            <w:tcW w:w="1134" w:type="dxa"/>
+            <w:vAlign w:val="center"/>
+          </w:tcPr>
+          <w:p>
+            <w:pPr>
+              <w:jc w:val="center"/>
+              <w:rPr>
+                <w:sz w:val="24"/>
+              </w:rPr>
+            </w:pPr>
+          </w:p>
+        </w:tc>
+        <w:tc>
+          <w:tcPr>
+            <w:tcW w:w="1417" w:type="dxa"/>
+            <w:vAlign w:val="center"/>
+          </w:tcPr>
+          <w:p>
+            <w:pPr>
+              <w:jc w:val="center"/>
+              <w:rPr>
+                <w:sz w:val="24"/>
+              </w:rPr>
+            </w:pPr>
+          </w:p>
+        </w:tc>
+        <w:tc>
+          <w:tcPr>
+            <w:tcW w:w="1417" w:type="dxa"/>
+            <w:vAlign w:val="center"/>
+          </w:tcPr>
+          <w:p>
+            <w:pPr>
+              <w:jc w:val="center"/>
+              <w:rPr>
+                <w:sz w:val="24"/>
+              </w:rPr>
+            </w:pPr>
+          </w:p>
+        </w:tc>
+        <w:tc>
+          <w:tcPr>
+            <w:tcW w:w="850" w:type="dxa"/>
+            <w:vAlign w:val="center"/>
+          </w:tcPr>
+          <w:p>
+            <w:pPr>
+              <w:jc w:val="center"/>
+              <w:rPr>
+                <w:sz w:val="24"/>
+              </w:rPr>
+            </w:pPr>
+          </w:p>
+        </w:tc>
+        <w:tc>
+          <w:tcPr>
+            <w:tcW w:w="680" w:type="dxa"/>
+            <w:vAlign w:val="center"/>
+          </w:tcPr>
+          <w:p>
+            <w:pPr>
+              <w:jc w:val="center"/>
+              <w:rPr>
+                <w:sz w:val="24"/>
+              </w:rPr>
+            </w:pPr>
+          </w:p>
+        </w:tc>
+      </w:tr>
+      <w:tr>
+        <w:trPr>
+          <w:trHeight w:val="454"/>
+        </w:trPr>
+        <w:tc>
+          <w:tcPr>
+            <w:tcW w:w="340" w:type="dxa"/>
+            <w:vAlign w:val="center"/>
+          </w:tcPr>
+          <w:p>
+            <w:pPr>
+              <w:jc w:val="center"/>
+              <w:rPr>
+                <w:sz w:val="24"/>
+              </w:rPr>
+            </w:pPr>
+          </w:p>
+        </w:tc>
+        <w:tc>
+          <w:tcPr>
+            <w:tcW w:w="1134" w:type="dxa"/>
+            <w:vAlign w:val="center"/>
+          </w:tcPr>
+          <w:p>
+            <w:pPr>
+              <w:jc w:val="center"/>
+              <w:rPr>
+                <w:sz w:val="24"/>
+              </w:rPr>
+            </w:pPr>
+          </w:p>
+        </w:tc>
+        <w:tc>
+          <w:tcPr>
+            <w:tcW w:w="1134" w:type="dxa"/>
+            <w:vAlign w:val="center"/>
+          </w:tcPr>
+          <w:p>
+            <w:pPr>
+              <w:jc w:val="center"/>
+              <w:rPr>
+                <w:sz w:val="24"/>
+              </w:rPr>
+            </w:pPr>
+          </w:p>
+        </w:tc>
+        <w:tc>
+          <w:tcPr>
+            <w:tcW w:w="1134" w:type="dxa"/>
+            <w:vAlign w:val="center"/>
+          </w:tcPr>
+          <w:p>
+            <w:pPr>
+              <w:jc w:val="center"/>
+              <w:rPr>
+                <w:sz w:val="24"/>
+              </w:rPr>
+            </w:pPr>
+          </w:p>
+        </w:tc>
+        <w:tc>
+          <w:tcPr>
+            <w:tcW w:w="1134" w:type="dxa"/>
+            <w:vAlign w:val="center"/>
+          </w:tcPr>
+          <w:p>
+            <w:pPr>
+              <w:jc w:val="center"/>
+              <w:rPr>
+                <w:sz w:val="24"/>
+              </w:rPr>
+            </w:pPr>
+          </w:p>
+        </w:tc>
+        <w:tc>
+          <w:tcPr>
+            <w:tcW w:w="1134" w:type="dxa"/>
+            <w:vAlign w:val="center"/>
+          </w:tcPr>
+          <w:p>
+            <w:pPr>
+              <w:jc w:val="center"/>
+              <w:rPr>
+                <w:sz w:val="24"/>
+              </w:rPr>
+            </w:pPr>
+          </w:p>
+        </w:tc>
+        <w:tc>
+          <w:tcPr>
+            <w:tcW w:w="1417" w:type="dxa"/>
+            <w:vAlign w:val="center"/>
+          </w:tcPr>
+          <w:p>
+            <w:pPr>
+              <w:jc w:val="center"/>
+              <w:rPr>
+                <w:sz w:val="24"/>
+              </w:rPr>
+            </w:pPr>
+          </w:p>
+        </w:tc>
+        <w:tc>
+          <w:tcPr>
+            <w:tcW w:w="1417" w:type="dxa"/>
+            <w:vAlign w:val="center"/>
+          </w:tcPr>
+          <w:p>
+            <w:pPr>
+              <w:jc w:val="center"/>
+              <w:rPr>
+                <w:sz w:val="24"/>
+              </w:rPr>
+            </w:pPr>
+          </w:p>
+        </w:tc>
+        <w:tc>
+          <w:tcPr>
+            <w:tcW w:w="850" w:type="dxa"/>
+            <w:vAlign w:val="center"/>
+          </w:tcPr>
+          <w:p>
+            <w:pPr>
+              <w:jc w:val="center"/>
+              <w:rPr>
+                <w:sz w:val="24"/>
+              </w:rPr>
+            </w:pPr>
+          </w:p>
+        </w:tc>
+        <w:tc>
+          <w:tcPr>
+            <w:tcW w:w="680" w:type="dxa"/>
+            <w:vAlign w:val="center"/>
+          </w:tcPr>
+          <w:p>
+            <w:pPr>
+              <w:jc w:val="center"/>
+              <w:rPr>
+                <w:sz w:val="24"/>
+              </w:rPr>
+            </w:pPr>
+          </w:p>
+        </w:tc>
+      </w:tr>
+      <w:tr>
+        <w:trPr>
+          <w:trHeight w:val="454"/>
+        </w:trPr>
+        <w:tc>
+          <w:tcPr>
+            <w:tcW w:w="340" w:type="dxa"/>
+            <w:vAlign w:val="center"/>
+          </w:tcPr>
+          <w:p>
+            <w:pPr>
+              <w:jc w:val="center"/>
+              <w:rPr>
+                <w:sz w:val="24"/>
+              </w:rPr>
+            </w:pPr>
+          </w:p>
+        </w:tc>
+        <w:tc>
+          <w:tcPr>
+            <w:tcW w:w="1134" w:type="dxa"/>
+            <w:vAlign w:val="center"/>
+          </w:tcPr>
+          <w:p>
+            <w:pPr>
+              <w:jc w:val="center"/>
+              <w:rPr>
+                <w:sz w:val="24"/>
+              </w:rPr>
+            </w:pPr>
+          </w:p>
+        </w:tc>
+        <w:tc>
+          <w:tcPr>
+            <w:tcW w:w="1134" w:type="dxa"/>
+            <w:vAlign w:val="center"/>
+          </w:tcPr>
+          <w:p>
+            <w:pPr>
+              <w:jc w:val="center"/>
+              <w:rPr>
+                <w:sz w:val="24"/>
+              </w:rPr>
+            </w:pPr>
+          </w:p>
+        </w:tc>
+        <w:tc>
+          <w:tcPr>
+            <w:tcW w:w="1134" w:type="dxa"/>
+            <w:vAlign w:val="center"/>
+          </w:tcPr>
+          <w:p>
+            <w:pPr>
+              <w:jc w:val="center"/>
+              <w:rPr>
+                <w:sz w:val="24"/>
+              </w:rPr>
+            </w:pPr>
+          </w:p>
+        </w:tc>
+        <w:tc>
+          <w:tcPr>
+            <w:tcW w:w="1134" w:type="dxa"/>
+            <w:vAlign w:val="center"/>
+          </w:tcPr>
+          <w:p>
+            <w:pPr>
+              <w:jc w:val="center"/>
+              <w:rPr>
+                <w:sz w:val="24"/>
+              </w:rPr>
+            </w:pPr>
+          </w:p>
+        </w:tc>
+        <w:tc>
+          <w:tcPr>
+            <w:tcW w:w="1134" w:type="dxa"/>
+            <w:vAlign w:val="center"/>
+          </w:tcPr>
+          <w:p>
+            <w:pPr>
+              <w:jc w:val="center"/>
+              <w:rPr>
+                <w:sz w:val="24"/>
+              </w:rPr>
+            </w:pPr>
+          </w:p>
+        </w:tc>
+        <w:tc>
+          <w:tcPr>
+            <w:tcW w:w="1417" w:type="dxa"/>
+            <w:vAlign w:val="center"/>
+          </w:tcPr>
+          <w:p>
+            <w:pPr>
+              <w:jc w:val="center"/>
+              <w:rPr>
+                <w:sz w:val="24"/>
+              </w:rPr>
+            </w:pPr>
+          </w:p>
+        </w:tc>
+        <w:tc>
+          <w:tcPr>
+            <w:tcW w:w="1417" w:type="dxa"/>
+            <w:vAlign w:val="center"/>
+          </w:tcPr>
+          <w:p>
+            <w:pPr>
+              <w:jc w:val="center"/>
+              <w:rPr>
+                <w:sz w:val="24"/>
+              </w:rPr>
+            </w:pPr>
+          </w:p>
+        </w:tc>
+        <w:tc>
+          <w:tcPr>
+            <w:tcW w:w="850" w:type="dxa"/>
+            <w:vAlign w:val="center"/>
+          </w:tcPr>
+          <w:p>
+            <w:pPr>
+              <w:jc w:val="center"/>
+              <w:rPr>
+                <w:sz w:val="24"/>
+              </w:rPr>
+            </w:pPr>
+          </w:p>
+        </w:tc>
+        <w:tc>
+          <w:tcPr>
+            <w:tcW w:w="680" w:type="dxa"/>
+            <w:vAlign w:val="center"/>
+          </w:tcPr>
+          <w:p>
+            <w:pPr>
+              <w:jc w:val="center"/>
+              <w:rPr>
+                <w:sz w:val="24"/>
+              </w:rPr>
+            </w:pPr>
+          </w:p>
+        </w:tc>
+      </w:tr>
+      <w:tr>
+        <w:trPr>
+          <w:trHeight w:val="454"/>
+        </w:trPr>
+        <w:tc>
+          <w:tcPr>
+            <w:tcW w:w="340" w:type="dxa"/>
+            <w:vAlign w:val="center"/>
+          </w:tcPr>
+          <w:p>
+            <w:pPr>
+              <w:jc w:val="center"/>
+              <w:rPr>
+                <w:sz w:val="24"/>
+              </w:rPr>
+            </w:pPr>
+          </w:p>
+        </w:tc>
+        <w:tc>
+          <w:tcPr>
+            <w:tcW w:w="1134" w:type="dxa"/>
+            <w:vAlign w:val="center"/>
+          </w:tcPr>
+          <w:p>
+            <w:pPr>
+              <w:jc w:val="center"/>
+              <w:rPr>
+                <w:sz w:val="24"/>
+              </w:rPr>
+            </w:pPr>
+          </w:p>
+        </w:tc>
+        <w:tc>
+          <w:tcPr>
+            <w:tcW w:w="1134" w:type="dxa"/>
+            <w:vAlign w:val="center"/>
+          </w:tcPr>
+          <w:p>
+            <w:pPr>
+              <w:jc w:val="center"/>
+              <w:rPr>
+                <w:sz w:val="24"/>
+              </w:rPr>
+            </w:pPr>
+          </w:p>
+        </w:tc>
+        <w:tc>
+          <w:tcPr>
+            <w:tcW w:w="1134" w:type="dxa"/>
+            <w:vAlign w:val="center"/>
+          </w:tcPr>
+          <w:p>
+            <w:pPr>
+              <w:jc w:val="center"/>
+              <w:rPr>
+                <w:sz w:val="24"/>
+              </w:rPr>
+            </w:pPr>
+          </w:p>
+        </w:tc>
+        <w:tc>
+          <w:tcPr>
+            <w:tcW w:w="1134" w:type="dxa"/>
+            <w:vAlign w:val="center"/>
+          </w:tcPr>
+          <w:p>
+            <w:pPr>
+              <w:jc w:val="center"/>
+              <w:rPr>
+                <w:sz w:val="24"/>
+              </w:rPr>
+            </w:pPr>
+          </w:p>
+        </w:tc>
+        <w:tc>
+          <w:tcPr>
+            <w:tcW w:w="1134" w:type="dxa"/>
+            <w:vAlign w:val="center"/>
+          </w:tcPr>
+          <w:p>
+            <w:pPr>
+              <w:jc w:val="center"/>
+              <w:rPr>
+                <w:sz w:val="24"/>
+              </w:rPr>
+            </w:pPr>
+          </w:p>
+        </w:tc>
+        <w:tc>
+          <w:tcPr>
+            <w:tcW w:w="1417" w:type="dxa"/>
+            <w:vAlign w:val="center"/>
+          </w:tcPr>
+          <w:p>
+            <w:pPr>
+              <w:jc w:val="center"/>
+              <w:rPr>
+                <w:sz w:val="24"/>
+              </w:rPr>
+            </w:pPr>
+          </w:p>
+        </w:tc>
+        <w:tc>
+          <w:tcPr>
+            <w:tcW w:w="1417" w:type="dxa"/>
+            <w:vAlign w:val="center"/>
+          </w:tcPr>
+          <w:p>
+            <w:pPr>
+              <w:jc w:val="center"/>
+              <w:rPr>
+                <w:sz w:val="24"/>
+              </w:rPr>
+            </w:pPr>
+          </w:p>
+        </w:tc>
+        <w:tc>
+          <w:tcPr>
+            <w:tcW w:w="850" w:type="dxa"/>
+            <w:vAlign w:val="center"/>
+          </w:tcPr>
+          <w:p>
+            <w:pPr>
+              <w:jc w:val="center"/>
+              <w:rPr>
+                <w:sz w:val="24"/>
+              </w:rPr>
+            </w:pPr>
+          </w:p>
+        </w:tc>
+        <w:tc>
+          <w:tcPr>
+            <w:tcW w:w="680" w:type="dxa"/>
+            <w:vAlign w:val="center"/>
+          </w:tcPr>
+          <w:p>
+            <w:pPr>
+              <w:jc w:val="center"/>
+              <w:rPr>
+                <w:sz w:val="24"/>
+              </w:rPr>
+            </w:pPr>
+          </w:p>
+        </w:tc>
+      </w:tr>
+      <w:tr>
+        <w:trPr>
+          <w:trHeight w:val="454"/>
+        </w:trPr>
+        <w:tc>
+          <w:tcPr>
+            <w:tcW w:w="340" w:type="dxa"/>
+            <w:vAlign w:val="center"/>
+          </w:tcPr>
+          <w:p>
+            <w:pPr>
+              <w:jc w:val="center"/>
+              <w:rPr>
+                <w:sz w:val="24"/>
+              </w:rPr>
+            </w:pPr>
+          </w:p>
+        </w:tc>
+        <w:tc>
+          <w:tcPr>
+            <w:tcW w:w="1134" w:type="dxa"/>
+            <w:vAlign w:val="center"/>
+          </w:tcPr>
+          <w:p>
+            <w:pPr>
+              <w:jc w:val="center"/>
+              <w:rPr>
+                <w:sz w:val="24"/>
+              </w:rPr>
+            </w:pPr>
+          </w:p>
+        </w:tc>
+        <w:tc>
+          <w:tcPr>
+            <w:tcW w:w="1134" w:type="dxa"/>
+            <w:vAlign w:val="center"/>
+          </w:tcPr>
+          <w:p>
+            <w:pPr>
+              <w:jc w:val="center"/>
+              <w:rPr>
+                <w:sz w:val="24"/>
+              </w:rPr>
+            </w:pPr>
+          </w:p>
+        </w:tc>
+        <w:tc>
+          <w:tcPr>
+            <w:tcW w:w="1134" w:type="dxa"/>
+            <w:vAlign w:val="center"/>
+          </w:tcPr>
+          <w:p>
+            <w:pPr>
+              <w:jc w:val="center"/>
+              <w:rPr>
+                <w:sz w:val="24"/>
+              </w:rPr>
+            </w:pPr>
+          </w:p>
+        </w:tc>
+        <w:tc>
+          <w:tcPr>
+            <w:tcW w:w="1134" w:type="dxa"/>
+            <w:vAlign w:val="center"/>
+          </w:tcPr>
+          <w:p>
+            <w:pPr>
+              <w:jc w:val="center"/>
+              <w:rPr>
+                <w:sz w:val="24"/>
+              </w:rPr>
+            </w:pPr>
+          </w:p>
+        </w:tc>
+        <w:tc>
+          <w:tcPr>
+            <w:tcW w:w="1134" w:type="dxa"/>
+            <w:vAlign w:val="center"/>
+          </w:tcPr>
+          <w:p>
+            <w:pPr>
+              <w:jc w:val="center"/>
+              <w:rPr>
+                <w:sz w:val="24"/>
+              </w:rPr>
+            </w:pPr>
+          </w:p>
+        </w:tc>
+        <w:tc>
+          <w:tcPr>
+            <w:tcW w:w="1417" w:type="dxa"/>
+            <w:vAlign w:val="center"/>
+          </w:tcPr>
+          <w:p>
+            <w:pPr>
+              <w:jc w:val="center"/>
+              <w:rPr>
+                <w:sz w:val="24"/>
+              </w:rPr>
+            </w:pPr>
+          </w:p>
+        </w:tc>
+        <w:tc>
+          <w:tcPr>
+            <w:tcW w:w="1417" w:type="dxa"/>
+            <w:vAlign w:val="center"/>
+          </w:tcPr>
+          <w:p>
+            <w:pPr>
+              <w:jc w:val="center"/>
+              <w:rPr>
+                <w:sz w:val="24"/>
+              </w:rPr>
+            </w:pPr>
+          </w:p>
+        </w:tc>
+        <w:tc>
+          <w:tcPr>
+            <w:tcW w:w="850" w:type="dxa"/>
+            <w:vAlign w:val="center"/>
+          </w:tcPr>
+          <w:p>
+            <w:pPr>
+              <w:jc w:val="center"/>
+              <w:rPr>
+                <w:sz w:val="24"/>
+              </w:rPr>
+            </w:pPr>
+          </w:p>
+        </w:tc>
+        <w:tc>
+          <w:tcPr>
+            <w:tcW w:w="680" w:type="dxa"/>
+            <w:vAlign w:val="center"/>
+          </w:tcPr>
+          <w:p>
+            <w:pPr>
+              <w:jc w:val="center"/>
+              <w:rPr>
+                <w:sz w:val="24"/>
+              </w:rPr>
+            </w:pPr>
+          </w:p>
+        </w:tc>
+      </w:tr>
+      <w:tr>
+        <w:trPr>
+          <w:trHeight w:val="454"/>
+        </w:trPr>
+        <w:tc>
+          <w:tcPr>
+            <w:tcW w:w="340" w:type="dxa"/>
+            <w:vAlign w:val="center"/>
+          </w:tcPr>
+          <w:p>
+            <w:pPr>
+              <w:jc w:val="center"/>
+              <w:rPr>
+                <w:sz w:val="24"/>
+              </w:rPr>
+            </w:pPr>
+          </w:p>
+        </w:tc>
+        <w:tc>
+          <w:tcPr>
+            <w:tcW w:w="1134" w:type="dxa"/>
+            <w:vAlign w:val="center"/>
+          </w:tcPr>
+          <w:p>
+            <w:pPr>
+              <w:jc w:val="center"/>
+              <w:rPr>
+                <w:sz w:val="24"/>
+              </w:rPr>
+            </w:pPr>
+          </w:p>
+        </w:tc>
+        <w:tc>
+          <w:tcPr>
+            <w:tcW w:w="1134" w:type="dxa"/>
+            <w:vAlign w:val="center"/>
+          </w:tcPr>
+          <w:p>
+            <w:pPr>
+              <w:jc w:val="center"/>
+              <w:rPr>
+                <w:sz w:val="24"/>
+              </w:rPr>
+            </w:pPr>
+          </w:p>
+        </w:tc>
+        <w:tc>
+          <w:tcPr>
+            <w:tcW w:w="1134" w:type="dxa"/>
+            <w:vAlign w:val="center"/>
+          </w:tcPr>
+          <w:p>
+            <w:pPr>
+              <w:jc w:val="center"/>
+              <w:rPr>
+                <w:sz w:val="24"/>
+              </w:rPr>
+            </w:pPr>
+          </w:p>
+        </w:tc>
+        <w:tc>
+          <w:tcPr>
+            <w:tcW w:w="1134" w:type="dxa"/>
+            <w:vAlign w:val="center"/>
+          </w:tcPr>
+          <w:p>
+            <w:pPr>
+              <w:jc w:val="center"/>
+              <w:rPr>
+                <w:sz w:val="24"/>
+              </w:rPr>
+            </w:pPr>
+          </w:p>
+        </w:tc>
+        <w:tc>
+          <w:tcPr>
+            <w:tcW w:w="1134" w:type="dxa"/>
+            <w:vAlign w:val="center"/>
+          </w:tcPr>
+          <w:p>
+            <w:pPr>
+              <w:jc w:val="center"/>
+              <w:rPr>
+                <w:sz w:val="24"/>
+              </w:rPr>
+            </w:pPr>
+          </w:p>
+        </w:tc>
+        <w:tc>
+          <w:tcPr>
+            <w:tcW w:w="1417" w:type="dxa"/>
+            <w:vAlign w:val="center"/>
+          </w:tcPr>
+          <w:p>
+            <w:pPr>
+              <w:jc w:val="center"/>
+              <w:rPr>
+                <w:sz w:val="24"/>
+              </w:rPr>
+            </w:pPr>
+          </w:p>
+        </w:tc>
+        <w:tc>
+          <w:tcPr>
+            <w:tcW w:w="1417" w:type="dxa"/>
+            <w:vAlign w:val="center"/>
+          </w:tcPr>
+          <w:p>
+            <w:pPr>
+              <w:jc w:val="center"/>
+              <w:rPr>
+                <w:sz w:val="24"/>
+              </w:rPr>
+            </w:pPr>
+          </w:p>
+        </w:tc>
+        <w:tc>
+          <w:tcPr>
+            <w:tcW w:w="850" w:type="dxa"/>
+            <w:vAlign w:val="center"/>
+          </w:tcPr>
+          <w:p>
+            <w:pPr>
+              <w:jc w:val="center"/>
+              <w:rPr>
+                <w:sz w:val="24"/>
+              </w:rPr>
+            </w:pPr>
+          </w:p>
+        </w:tc>
+        <w:tc>
+          <w:tcPr>
+            <w:tcW w:w="680" w:type="dxa"/>
+            <w:vAlign w:val="center"/>
+          </w:tcPr>
+          <w:p>
+            <w:pPr>
+              <w:jc w:val="center"/>
+              <w:rPr>
+                <w:sz w:val="24"/>
+              </w:rPr>
+            </w:pPr>
+          </w:p>
+        </w:tc>
+      </w:tr>
+      <w:tr>
+        <w:trPr>
+          <w:trHeight w:val="454"/>
+        </w:trPr>
+        <w:tc>
+          <w:tcPr>
+            <w:tcW w:w="340" w:type="dxa"/>
+            <w:vAlign w:val="center"/>
+          </w:tcPr>
+          <w:p>
+            <w:pPr>
+              <w:jc w:val="center"/>
+              <w:rPr>
+                <w:sz w:val="24"/>
+              </w:rPr>
+            </w:pPr>
+          </w:p>
+        </w:tc>
+        <w:tc>
+          <w:tcPr>
+            <w:tcW w:w="1134" w:type="dxa"/>
+            <w:vAlign w:val="center"/>
+          </w:tcPr>
+          <w:p>
+            <w:pPr>
+              <w:jc w:val="center"/>
+              <w:rPr>
+                <w:sz w:val="24"/>
+              </w:rPr>
+            </w:pPr>
+          </w:p>
+        </w:tc>
+        <w:tc>
+          <w:tcPr>
+            <w:tcW w:w="1134" w:type="dxa"/>
+            <w:vAlign w:val="center"/>
+          </w:tcPr>
+          <w:p>
+            <w:pPr>
+              <w:jc w:val="center"/>
+              <w:rPr>
+                <w:sz w:val="24"/>
+              </w:rPr>
+            </w:pPr>
+          </w:p>
+        </w:tc>
+        <w:tc>
+          <w:tcPr>
+            <w:tcW w:w="1134" w:type="dxa"/>
+            <w:vAlign w:val="center"/>
+          </w:tcPr>
+          <w:p>
+            <w:pPr>
+              <w:jc w:val="center"/>
+              <w:rPr>
+                <w:sz w:val="24"/>
+              </w:rPr>
+            </w:pPr>
+          </w:p>
+        </w:tc>
+        <w:tc>
+          <w:tcPr>
+            <w:tcW w:w="1134" w:type="dxa"/>
+            <w:vAlign w:val="center"/>
+          </w:tcPr>
+          <w:p>
+            <w:pPr>
+              <w:jc w:val="center"/>
+              <w:rPr>
+                <w:sz w:val="24"/>
+              </w:rPr>
+            </w:pPr>
+          </w:p>
+        </w:tc>
+        <w:tc>
+          <w:tcPr>
+            <w:tcW w:w="1134" w:type="dxa"/>
+            <w:vAlign w:val="center"/>
+          </w:tcPr>
+          <w:p>
+            <w:pPr>
+              <w:jc w:val="center"/>
+              <w:rPr>
+                <w:sz w:val="24"/>
+              </w:rPr>
+            </w:pPr>
+          </w:p>
+        </w:tc>
+        <w:tc>
+          <w:tcPr>
+            <w:tcW w:w="1417" w:type="dxa"/>
+            <w:vAlign w:val="center"/>
+          </w:tcPr>
+          <w:p>
+            <w:pPr>
+              <w:jc w:val="center"/>
+              <w:rPr>
+                <w:sz w:val="24"/>
+              </w:rPr>
+            </w:pPr>
+          </w:p>
+        </w:tc>
+        <w:tc>
+          <w:tcPr>
+            <w:tcW w:w="1417" w:type="dxa"/>
+            <w:vAlign w:val="center"/>
+          </w:tcPr>
+          <w:p>
+            <w:pPr>
+              <w:jc w:val="center"/>
+              <w:rPr>
+                <w:sz w:val="24"/>
+              </w:rPr>
+            </w:pPr>
+          </w:p>
+        </w:tc>
+        <w:tc>
+          <w:tcPr>
+            <w:tcW w:w="850" w:type="dxa"/>
+            <w:vAlign w:val="center"/>
+          </w:tcPr>
+          <w:p>
+            <w:pPr>
+              <w:jc w:val="center"/>
+              <w:rPr>
+                <w:sz w:val="24"/>
+              </w:rPr>
+            </w:pPr>
+          </w:p>
+        </w:tc>
+        <w:tc>
+          <w:tcPr>
+            <w:tcW w:w="680" w:type="dxa"/>
+            <w:vAlign w:val="center"/>
+          </w:tcPr>
+          <w:p>
+            <w:pPr>
+              <w:jc w:val="center"/>
+              <w:rPr>
+                <w:sz w:val="24"/>
+              </w:rPr>
+            </w:pPr>
+          </w:p>
+        </w:tc>
+      </w:tr>
+      <w:tr>
+        <w:trPr>
+          <w:trHeight w:val="454"/>
+        </w:trPr>
+        <w:tc>
+          <w:tcPr>
+            <w:tcW w:w="340" w:type="dxa"/>
+            <w:vAlign w:val="center"/>
+          </w:tcPr>
+          <w:p>
+            <w:pPr>
+              <w:jc w:val="center"/>
+              <w:rPr>
+                <w:sz w:val="24"/>
+              </w:rPr>
+            </w:pPr>
+          </w:p>
+        </w:tc>
+        <w:tc>
+          <w:tcPr>
+            <w:tcW w:w="1134" w:type="dxa"/>
+            <w:vAlign w:val="center"/>
+          </w:tcPr>
+          <w:p>
+            <w:pPr>
+              <w:jc w:val="center"/>
+              <w:rPr>
+                <w:sz w:val="24"/>
+              </w:rPr>
+            </w:pPr>
+          </w:p>
+        </w:tc>
+        <w:tc>
+          <w:tcPr>
+            <w:tcW w:w="1134" w:type="dxa"/>
+            <w:vAlign w:val="center"/>
+          </w:tcPr>
+          <w:p>
+            <w:pPr>
+              <w:jc w:val="center"/>
+              <w:rPr>
+                <w:sz w:val="24"/>
+              </w:rPr>
+            </w:pPr>
+          </w:p>
+        </w:tc>
+        <w:tc>
+          <w:tcPr>
+            <w:tcW w:w="1134" w:type="dxa"/>
+            <w:vAlign w:val="center"/>
+          </w:tcPr>
+          <w:p>
+            <w:pPr>
+              <w:jc w:val="center"/>
+              <w:rPr>
+                <w:sz w:val="24"/>
+              </w:rPr>
+            </w:pPr>
+          </w:p>
+        </w:tc>
+        <w:tc>
+          <w:tcPr>
+            <w:tcW w:w="1134" w:type="dxa"/>
+            <w:vAlign w:val="center"/>
+          </w:tcPr>
+          <w:p>
+            <w:pPr>
+              <w:jc w:val="center"/>
+              <w:rPr>
+                <w:sz w:val="24"/>
+              </w:rPr>
+            </w:pPr>
+          </w:p>
+        </w:tc>
+        <w:tc>
+          <w:tcPr>
+            <w:tcW w:w="1134" w:type="dxa"/>
+            <w:vAlign w:val="center"/>
+          </w:tcPr>
+          <w:p>
+            <w:pPr>
+              <w:jc w:val="center"/>
+              <w:rPr>
+                <w:sz w:val="24"/>
+              </w:rPr>
+            </w:pPr>
+          </w:p>
+        </w:tc>
+        <w:tc>
+          <w:tcPr>
+            <w:tcW w:w="1417" w:type="dxa"/>
+            <w:vAlign w:val="center"/>
+          </w:tcPr>
+          <w:p>
+            <w:pPr>
+              <w:jc w:val="center"/>
+              <w:rPr>
+                <w:sz w:val="24"/>
+              </w:rPr>
+            </w:pPr>
+          </w:p>
+        </w:tc>
+        <w:tc>
+          <w:tcPr>
+            <w:tcW w:w="1417" w:type="dxa"/>
+            <w:vAlign w:val="center"/>
+          </w:tcPr>
+          <w:p>
+            <w:pPr>
+              <w:jc w:val="center"/>
+              <w:rPr>
+                <w:sz w:val="24"/>
+              </w:rPr>
+            </w:pPr>
+          </w:p>
+        </w:tc>
+        <w:tc>
+          <w:tcPr>
+            <w:tcW w:w="850" w:type="dxa"/>
+            <w:vAlign w:val="center"/>
+          </w:tcPr>
+          <w:p>
+            <w:pPr>
+              <w:jc w:val="center"/>
+              <w:rPr>
+                <w:sz w:val="24"/>
+              </w:rPr>
+            </w:pPr>
+          </w:p>
+        </w:tc>
+        <w:tc>
+          <w:tcPr>
+            <w:tcW w:w="680" w:type="dxa"/>
+            <w:vAlign w:val="center"/>
+          </w:tcPr>
+          <w:p>
+            <w:pPr>
+              <w:jc w:val="center"/>
+              <w:rPr>
+                <w:sz w:val="24"/>
+              </w:rPr>
+            </w:pPr>
+          </w:p>
+        </w:tc>
+      </w:tr>
+      <w:tr>
+        <w:trPr>
+          <w:trHeight w:val="454"/>
+        </w:trPr>
+        <w:tc>
+          <w:tcPr>
+            <w:tcW w:w="340" w:type="dxa"/>
+            <w:vAlign w:val="center"/>
+          </w:tcPr>
+          <w:p>
+            <w:pPr>
+              <w:jc w:val="center"/>
+              <w:rPr>
+                <w:sz w:val="24"/>
+              </w:rPr>
+            </w:pPr>
+          </w:p>
+        </w:tc>
+        <w:tc>
+          <w:tcPr>
+            <w:tcW w:w="1134" w:type="dxa"/>
+            <w:vAlign w:val="center"/>
+          </w:tcPr>
+          <w:p>
+            <w:pPr>
+              <w:jc w:val="center"/>
+              <w:rPr>
+                <w:sz w:val="24"/>
+              </w:rPr>
+            </w:pPr>
+          </w:p>
+        </w:tc>
+        <w:tc>
+          <w:tcPr>
+            <w:tcW w:w="1134" w:type="dxa"/>
+            <w:vAlign w:val="center"/>
+          </w:tcPr>
+          <w:p>
+            <w:pPr>
+              <w:jc w:val="center"/>
+              <w:rPr>
+                <w:sz w:val="24"/>
+              </w:rPr>
+            </w:pPr>
+          </w:p>
+        </w:tc>
+        <w:tc>
+          <w:tcPr>
+            <w:tcW w:w="1134" w:type="dxa"/>
+            <w:vAlign w:val="center"/>
+          </w:tcPr>
+          <w:p>
+            <w:pPr>
+              <w:jc w:val="center"/>
+              <w:rPr>
+                <w:sz w:val="24"/>
+              </w:rPr>
+            </w:pPr>
+          </w:p>
+        </w:tc>
+        <w:tc>
+          <w:tcPr>
+            <w:tcW w:w="1134" w:type="dxa"/>
+            <w:vAlign w:val="center"/>
+          </w:tcPr>
+          <w:p>
+            <w:pPr>
+              <w:jc w:val="center"/>
+              <w:rPr>
+                <w:sz w:val="24"/>
+              </w:rPr>
+            </w:pPr>
+          </w:p>
+        </w:tc>
+        <w:tc>
+          <w:tcPr>
+            <w:tcW w:w="1134" w:type="dxa"/>
+            <w:vAlign w:val="center"/>
+          </w:tcPr>
+          <w:p>
+            <w:pPr>
+              <w:jc w:val="center"/>
+              <w:rPr>
+                <w:sz w:val="24"/>
+              </w:rPr>
+            </w:pPr>
+          </w:p>
+        </w:tc>
+        <w:tc>
+          <w:tcPr>
+            <w:tcW w:w="1417" w:type="dxa"/>
+            <w:vAlign w:val="center"/>
+          </w:tcPr>
+          <w:p>
+            <w:pPr>
+              <w:jc w:val="center"/>
+              <w:rPr>
+                <w:sz w:val="24"/>
+              </w:rPr>
+            </w:pPr>
+          </w:p>
+        </w:tc>
+        <w:tc>
+          <w:tcPr>
+            <w:tcW w:w="1417" w:type="dxa"/>
+            <w:vAlign w:val="center"/>
+          </w:tcPr>
+          <w:p>
+            <w:pPr>
+              <w:jc w:val="center"/>
+              <w:rPr>
+                <w:sz w:val="24"/>
+              </w:rPr>
+            </w:pPr>
+          </w:p>
+        </w:tc>
+        <w:tc>
+          <w:tcPr>
+            <w:tcW w:w="850" w:type="dxa"/>
+            <w:vAlign w:val="center"/>
+          </w:tcPr>
+          <w:p>
+            <w:pPr>
+              <w:jc w:val="center"/>
+              <w:rPr>
+                <w:sz w:val="24"/>
+              </w:rPr>
+            </w:pPr>
+          </w:p>
+        </w:tc>
+        <w:tc>
+          <w:tcPr>
+            <w:tcW w:w="680" w:type="dxa"/>
+            <w:vAlign w:val="center"/>
+          </w:tcPr>
+          <w:p>
+            <w:pPr>
+              <w:jc w:val="center"/>
+              <w:rPr>
+                <w:sz w:val="24"/>
+              </w:rPr>
+            </w:pPr>
+          </w:p>
+        </w:tc>
+      </w:tr>
     </w:tbl>
-    <w:p>
-      <w:pPr>
-        <w:pStyle w:val="1"/>
-        <w:numPr>
-          <w:ilvl w:val="0"/>
-          <w:numId w:val="0"/>
-        </w:numPr>
-        <w:jc w:val="left"/>
-      </w:pPr>
-    </w:p>
+    <w:p/>
     <w:sectPr>
-      <w:headerReference w:type="default" r:id="rId13"/>
-      <w:footerReference w:type="default" r:id="rId14"/>
-      <w:headerReference w:type="first" r:id="rId15"/>
       <w:pgSz w:w="11906" w:h="16838"/>
       <w:pgMar w:top="1418" w:right="567" w:bottom="851" w:left="1134" w:header="709" w:footer="0" w:gutter="0"/>
       <w:pgNumType w:start="1"/>
@@ -5538,7 +8509,7 @@
       <w:rPr>
         <w:noProof/>
       </w:rPr>
-      <w:t>2</w:t>
+      <w:t>15</w:t>
     </w:r>
     <w:r>
       <w:fldChar w:fldCharType="end"/>
@@ -7383,10 +10354,10 @@
 <w:fonts xmlns:mc="http://schemas.openxmlformats.org/markup-compatibility/2006" xmlns:r="http://schemas.openxmlformats.org/officeDocument/2006/relationships" xmlns:w="http://schemas.openxmlformats.org/wordprocessingml/2006/main" xmlns:w14="http://schemas.microsoft.com/office/word/2010/wordml" xmlns:w15="http://schemas.microsoft.com/office/word/2012/wordml" xmlns:w16se="http://schemas.microsoft.com/office/word/2015/wordml/symex" mc:Ignorable="w14 w15 w16se">
   <w:font w:name="Times New Roman">
     <w:panose1 w:val="02020603050405020304"/>
-    <w:charset w:val="00"/>
+    <w:charset w:val="CC"/>
     <w:family w:val="roman"/>
     <w:pitch w:val="variable"/>
-    <w:sig w:usb0="E0002AFF" w:usb1="C0007843" w:usb2="00000009" w:usb3="00000000" w:csb0="000001FF" w:csb1="00000000"/>
+    <w:sig w:usb0="E0002EFF" w:usb1="C000785B" w:usb2="00000009" w:usb3="00000000" w:csb0="000001FF" w:csb1="00000000"/>
   </w:font>
   <w:font w:name="Courier New">
     <w:panose1 w:val="02070309020205020404"/>
@@ -7411,17 +10382,17 @@
   </w:font>
   <w:font w:name="Calibri">
     <w:panose1 w:val="020F0502020204030204"/>
-    <w:charset w:val="00"/>
+    <w:charset w:val="CC"/>
     <w:family w:val="swiss"/>
     <w:pitch w:val="variable"/>
-    <w:sig w:usb0="E00002FF" w:usb1="4000ACFF" w:usb2="00000001" w:usb3="00000000" w:csb0="0000019F" w:csb1="00000000"/>
+    <w:sig w:usb0="E4002EFF" w:usb1="C000247B" w:usb2="00000009" w:usb3="00000000" w:csb0="000001FF" w:csb1="00000000"/>
   </w:font>
   <w:font w:name="Calibri Light">
     <w:panose1 w:val="020F0302020204030204"/>
-    <w:charset w:val="00"/>
+    <w:charset w:val="CC"/>
     <w:family w:val="swiss"/>
     <w:pitch w:val="variable"/>
-    <w:sig w:usb0="A00002EF" w:usb1="4000207B" w:usb2="00000000" w:usb3="00000000" w:csb0="0000009F" w:csb1="00000000"/>
+    <w:sig w:usb0="E4002EFF" w:usb1="C000247B" w:usb2="00000009" w:usb3="00000000" w:csb0="000001FF" w:csb1="00000000"/>
   </w:font>
 </w:fonts>
 </file>
@@ -7441,6 +10412,7 @@
   </w:compat>
   <w:rsids>
     <w:rsidRoot w:val="00F26692"/>
+    <w:rsid w:val="004D7DA6"/>
     <w:rsid w:val="00634717"/>
     <w:rsid w:val="00A43E03"/>
     <w:rsid w:val="00AF3AA0"/>
@@ -8175,7 +11147,7 @@
 </file>
 
 <file path=customXml/itemProps1.xml><?xml version="1.0" encoding="utf-8"?>
-<ds:datastoreItem xmlns:ds="http://schemas.openxmlformats.org/officeDocument/2006/customXml" ds:itemID="{63126C85-3B88-4A40-8B46-E198A0B733A9}">
+<ds:datastoreItem xmlns:ds="http://schemas.openxmlformats.org/officeDocument/2006/customXml" ds:itemID="{6D56B1A5-AD3C-4E3C-BE3F-A13F7925C934}">
   <ds:schemaRefs>
     <ds:schemaRef ds:uri="http://schemas.openxmlformats.org/officeDocument/2006/bibliography"/>
   </ds:schemaRefs>
